--- a/TLCN (1).docx
+++ b/TLCN (1).docx
@@ -4,27 +4,125 @@
   <w:body>
     <w:p>
       <w:pPr>
-        <w:jc w:val="center"/>
-        <w:rPr>
-          <w:rFonts w:cs="Times New Roman"/>
-          <w:szCs w:val="26"/>
-        </w:rPr>
-      </w:pPr>
-      <w:r>
-        <w:rPr>
-          <w:rFonts w:cs="Times New Roman"/>
-          <w:b/>
-          <w:bCs/>
-          <w:szCs w:val="26"/>
-        </w:rPr>
-        <w:t>BỘ GIÁO DỤC VÀ ĐÀO TẠO TRƯỜNG ĐẠI HỌC CÔNG NGHỆ KỸ THUẬT TP. HCM</w:t>
-      </w:r>
-    </w:p>
-    <w:p>
-      <w:pPr>
-        <w:jc w:val="center"/>
-        <w:rPr>
-          <w:rFonts w:cs="Times New Roman"/>
+        <w:rPr>
+          <w:rFonts w:cs="Times New Roman"/>
+          <w:b/>
+          <w:bCs/>
+          <w:szCs w:val="26"/>
+        </w:rPr>
+      </w:pPr>
+      <w:r>
+        <w:rPr>
+          <w:rFonts w:cs="Times New Roman"/>
+          <w:b/>
+          <w:bCs/>
+          <w:szCs w:val="26"/>
+        </w:rPr>
+        <w:br/>
+      </w:r>
+      <w:r>
+        <w:rPr>
+          <w:rFonts w:cs="Times New Roman"/>
+          <w:b/>
+          <w:bCs/>
+          <w:szCs w:val="26"/>
+        </w:rPr>
+        <w:lastRenderedPageBreak/>
+        <w:drawing>
+          <wp:inline distT="0" distB="0" distL="0" distR="0" wp14:anchorId="2D0756E3" wp14:editId="67A50F8E">
+            <wp:extent cx="5513705" cy="8229600"/>
+            <wp:effectExtent l="0" t="0" r="0" b="0"/>
+            <wp:docPr id="32012592" name="Picture 4" descr="A black and white rectangular frame"/>
+            <wp:cNvGraphicFramePr>
+              <a:graphicFrameLocks xmlns:a="http://schemas.openxmlformats.org/drawingml/2006/main" noChangeAspect="1"/>
+            </wp:cNvGraphicFramePr>
+            <a:graphic xmlns:a="http://schemas.openxmlformats.org/drawingml/2006/main">
+              <a:graphicData uri="http://schemas.openxmlformats.org/drawingml/2006/picture">
+                <pic:pic xmlns:pic="http://schemas.openxmlformats.org/drawingml/2006/picture">
+                  <pic:nvPicPr>
+                    <pic:cNvPr id="0" name="Picture 11" descr="A black and white rectangular frame"/>
+                    <pic:cNvPicPr>
+                      <a:picLocks noChangeAspect="1" noChangeArrowheads="1"/>
+                    </pic:cNvPicPr>
+                  </pic:nvPicPr>
+                  <pic:blipFill>
+                    <a:blip r:embed="rId7" cstate="print">
+                      <a:extLst>
+                        <a:ext uri="{28A0092B-C50C-407E-A947-70E740481C1C}">
+                          <a14:useLocalDpi xmlns:a14="http://schemas.microsoft.com/office/drawing/2010/main" val="0"/>
+                        </a:ext>
+                      </a:extLst>
+                    </a:blip>
+                    <a:srcRect/>
+                    <a:stretch>
+                      <a:fillRect/>
+                    </a:stretch>
+                  </pic:blipFill>
+                  <pic:spPr bwMode="auto">
+                    <a:xfrm>
+                      <a:off x="0" y="0"/>
+                      <a:ext cx="5513705" cy="8229600"/>
+                    </a:xfrm>
+                    <a:prstGeom prst="rect">
+                      <a:avLst/>
+                    </a:prstGeom>
+                    <a:noFill/>
+                    <a:ln>
+                      <a:noFill/>
+                    </a:ln>
+                  </pic:spPr>
+                </pic:pic>
+              </a:graphicData>
+            </a:graphic>
+          </wp:inline>
+        </w:drawing>
+      </w:r>
+    </w:p>
+    <w:p>
+      <w:pPr>
+        <w:rPr>
+          <w:rFonts w:cs="Times New Roman"/>
+          <w:b/>
+          <w:bCs/>
+          <w:szCs w:val="26"/>
+        </w:rPr>
+      </w:pPr>
+      <w:r>
+        <w:rPr>
+          <w:rFonts w:cs="Times New Roman"/>
+          <w:b/>
+          <w:bCs/>
+          <w:szCs w:val="26"/>
+        </w:rPr>
+        <w:lastRenderedPageBreak/>
+        <w:t>BỘ GIÁO DỤC VÀ ĐÀO TẠO </w:t>
+      </w:r>
+    </w:p>
+    <w:p>
+      <w:pPr>
+        <w:rPr>
+          <w:rFonts w:cs="Times New Roman"/>
+          <w:b/>
+          <w:bCs/>
+          <w:szCs w:val="26"/>
+        </w:rPr>
+      </w:pPr>
+      <w:r>
+        <w:rPr>
+          <w:rFonts w:cs="Times New Roman"/>
+          <w:b/>
+          <w:bCs/>
+          <w:szCs w:val="26"/>
+        </w:rPr>
+        <w:t>TRƯỜNG ĐẠI HỌC CÔNG NGHỆ KỸ THUẬT TP. HCM</w:t>
+      </w:r>
+    </w:p>
+    <w:p>
+      <w:pPr>
+        <w:rPr>
+          <w:rFonts w:cs="Times New Roman"/>
+          <w:b/>
+          <w:bCs/>
           <w:szCs w:val="26"/>
         </w:rPr>
       </w:pPr>
@@ -36,6 +134,15 @@
           <w:szCs w:val="26"/>
         </w:rPr>
         <w:t>KHOA CÔNG NGHỆ THÔNG TIN</w:t>
+      </w:r>
+      <w:r>
+        <w:rPr>
+          <w:rFonts w:cs="Times New Roman"/>
+          <w:b/>
+          <w:bCs/>
+          <w:szCs w:val="26"/>
+        </w:rPr>
+        <w:br/>
       </w:r>
       <w:r>
         <w:rPr>
@@ -46,12 +153,13 @@
           <w:iCs/>
           <w:szCs w:val="26"/>
         </w:rPr>
-        <w:br/>
-        <w:t>--------------------</w:t>
-      </w:r>
-      <w:r>
-        <w:rPr>
-          <w:rFonts w:cs="Times New Roman"/>
+        <w:t xml:space="preserve"> --------------------</w:t>
+      </w:r>
+      <w:r>
+        <w:rPr>
+          <w:rFonts w:cs="Times New Roman"/>
+          <w:b/>
+          <w:bCs/>
           <w:i/>
           <w:iCs/>
           <w:szCs w:val="26"/>
@@ -61,6 +169,8 @@
       <w:r>
         <w:rPr>
           <w:rFonts w:cs="Times New Roman"/>
+          <w:b/>
+          <w:bCs/>
           <w:i/>
           <w:iCs/>
           <w:szCs w:val="26"/>
@@ -70,23 +180,29 @@
       <w:r>
         <w:rPr>
           <w:rFonts w:cs="Times New Roman"/>
+          <w:b/>
+          <w:bCs/>
           <w:i/>
           <w:iCs/>
           <w:szCs w:val="26"/>
         </w:rPr>
         <w:br/>
-      </w:r>
-      <w:r>
-        <w:rPr>
-          <w:rFonts w:cs="Times New Roman"/>
-          <w:noProof/>
+        <w:t xml:space="preserve"> </w:t>
+      </w:r>
+      <w:r>
+        <w:rPr>
+          <w:rFonts w:cs="Times New Roman"/>
+          <w:b/>
+          <w:bCs/>
+          <w:i/>
+          <w:iCs/>
           <w:szCs w:val="26"/>
         </w:rPr>
         <w:drawing>
-          <wp:inline distT="0" distB="0" distL="0" distR="0" wp14:anchorId="3B23BD88" wp14:editId="18236BBD">
+          <wp:inline distT="0" distB="0" distL="0" distR="0" wp14:anchorId="0D9CFEEF" wp14:editId="44F0B19E">
             <wp:extent cx="1074420" cy="1371600"/>
             <wp:effectExtent l="0" t="0" r="0" b="0"/>
-            <wp:docPr id="400426151" name="Picture 3" descr="lo-go-spkt"/>
+            <wp:docPr id="1020199362" name="Picture 3" descr="lo-go-spkt"/>
             <wp:cNvGraphicFramePr>
               <a:graphicFrameLocks xmlns:a="http://schemas.openxmlformats.org/drawingml/2006/main" noChangeAspect="1"/>
             </wp:cNvGraphicFramePr>
@@ -100,7 +216,7 @@
                     </pic:cNvPicPr>
                   </pic:nvPicPr>
                   <pic:blipFill>
-                    <a:blip r:embed="rId7" cstate="print">
+                    <a:blip r:embed="rId8">
                       <a:extLst>
                         <a:ext uri="{28A0092B-C50C-407E-A947-70E740481C1C}">
                           <a14:useLocalDpi xmlns:a14="http://schemas.microsoft.com/office/drawing/2010/main" val="0"/>
@@ -134,27 +250,48 @@
     </w:p>
     <w:p>
       <w:pPr>
-        <w:jc w:val="center"/>
-        <w:rPr>
-          <w:rFonts w:cs="Times New Roman"/>
-          <w:szCs w:val="26"/>
-        </w:rPr>
-      </w:pPr>
-    </w:p>
-    <w:p>
-      <w:pPr>
-        <w:jc w:val="center"/>
-        <w:rPr>
-          <w:rFonts w:cs="Times New Roman"/>
-          <w:szCs w:val="26"/>
-        </w:rPr>
-      </w:pPr>
-    </w:p>
-    <w:p>
-      <w:pPr>
-        <w:jc w:val="center"/>
-        <w:rPr>
-          <w:rFonts w:cs="Times New Roman"/>
+        <w:rPr>
+          <w:rFonts w:cs="Times New Roman"/>
+          <w:b/>
+          <w:bCs/>
+          <w:szCs w:val="26"/>
+        </w:rPr>
+      </w:pPr>
+      <w:r>
+        <w:rPr>
+          <w:rFonts w:cs="Times New Roman"/>
+          <w:b/>
+          <w:bCs/>
+          <w:szCs w:val="26"/>
+        </w:rPr>
+        <w:t> </w:t>
+      </w:r>
+    </w:p>
+    <w:p>
+      <w:pPr>
+        <w:rPr>
+          <w:rFonts w:cs="Times New Roman"/>
+          <w:b/>
+          <w:bCs/>
+          <w:szCs w:val="26"/>
+        </w:rPr>
+      </w:pPr>
+      <w:r>
+        <w:rPr>
+          <w:rFonts w:cs="Times New Roman"/>
+          <w:b/>
+          <w:bCs/>
+          <w:szCs w:val="26"/>
+        </w:rPr>
+        <w:t> </w:t>
+      </w:r>
+    </w:p>
+    <w:p>
+      <w:pPr>
+        <w:rPr>
+          <w:rFonts w:cs="Times New Roman"/>
+          <w:b/>
+          <w:bCs/>
           <w:szCs w:val="26"/>
         </w:rPr>
       </w:pPr>
@@ -170,114 +307,113 @@
     </w:p>
     <w:p>
       <w:pPr>
-        <w:jc w:val="center"/>
-        <w:rPr>
-          <w:rFonts w:cs="Times New Roman"/>
-          <w:szCs w:val="26"/>
-        </w:rPr>
-      </w:pPr>
-    </w:p>
-    <w:p>
-      <w:pPr>
-        <w:jc w:val="center"/>
-        <w:rPr>
-          <w:rFonts w:cs="Times New Roman"/>
-          <w:b/>
-          <w:bCs/>
-          <w:sz w:val="32"/>
-          <w:szCs w:val="32"/>
-        </w:rPr>
-      </w:pPr>
-      <w:r>
-        <w:rPr>
-          <w:rFonts w:cs="Times New Roman"/>
-          <w:b/>
-          <w:bCs/>
-          <w:sz w:val="32"/>
-          <w:szCs w:val="32"/>
+        <w:rPr>
+          <w:rFonts w:cs="Times New Roman"/>
+          <w:b/>
+          <w:bCs/>
+          <w:szCs w:val="26"/>
+        </w:rPr>
+      </w:pPr>
+      <w:r>
+        <w:rPr>
+          <w:rFonts w:cs="Times New Roman"/>
+          <w:b/>
+          <w:bCs/>
+          <w:szCs w:val="26"/>
+        </w:rPr>
+        <w:t> </w:t>
+      </w:r>
+    </w:p>
+    <w:p>
+      <w:pPr>
+        <w:rPr>
+          <w:rFonts w:cs="Times New Roman"/>
+          <w:b/>
+          <w:bCs/>
+          <w:szCs w:val="26"/>
+        </w:rPr>
+      </w:pPr>
+      <w:r>
+        <w:rPr>
+          <w:rFonts w:cs="Times New Roman"/>
+          <w:b/>
+          <w:bCs/>
+          <w:szCs w:val="26"/>
         </w:rPr>
         <w:t>HỆ THỐNG KIỂM THỬ XÂM NHẬP ỨNG DỤNG WEB CÓ SỬ DỤNG AI AGENT</w:t>
       </w:r>
     </w:p>
     <w:p>
       <w:pPr>
-        <w:jc w:val="center"/>
-        <w:rPr>
-          <w:rFonts w:cs="Times New Roman"/>
-          <w:szCs w:val="26"/>
-        </w:rPr>
-      </w:pPr>
-    </w:p>
-    <w:p>
-      <w:pPr>
-        <w:ind w:left="2410"/>
-        <w:jc w:val="center"/>
-        <w:rPr>
-          <w:rFonts w:cs="Times New Roman"/>
-          <w:szCs w:val="26"/>
-        </w:rPr>
-      </w:pPr>
-      <w:r>
-        <w:rPr>
-          <w:rFonts w:cs="Times New Roman"/>
-          <w:b/>
-          <w:bCs/>
-          <w:szCs w:val="26"/>
-        </w:rPr>
-        <w:t>GV HƯỚNG DẪN: Th.</w:t>
-      </w:r>
-      <w:r>
-        <w:rPr>
-          <w:rFonts w:cs="Times New Roman"/>
-          <w:b/>
-          <w:bCs/>
-          <w:szCs w:val="26"/>
-        </w:rPr>
-        <w:t>S</w:t>
-      </w:r>
-      <w:r>
-        <w:rPr>
-          <w:rFonts w:cs="Times New Roman"/>
-          <w:b/>
-          <w:bCs/>
-          <w:szCs w:val="26"/>
-        </w:rPr>
-        <w:t xml:space="preserve"> Nguyễn Thị Thanh Vân</w:t>
-      </w:r>
-    </w:p>
-    <w:p>
-      <w:pPr>
-        <w:ind w:left="2410"/>
-        <w:jc w:val="center"/>
-        <w:rPr>
-          <w:rFonts w:cs="Times New Roman"/>
-          <w:b/>
-          <w:bCs/>
-          <w:szCs w:val="26"/>
-        </w:rPr>
-      </w:pPr>
-      <w:r>
-        <w:rPr>
-          <w:rFonts w:cs="Times New Roman"/>
-          <w:b/>
-          <w:bCs/>
-          <w:szCs w:val="26"/>
-        </w:rPr>
-        <w:t xml:space="preserve">SVTHỰC HIỆN: </w:t>
-      </w:r>
-    </w:p>
-    <w:p>
-      <w:pPr>
-        <w:ind w:left="2410"/>
-        <w:jc w:val="center"/>
-        <w:rPr>
-          <w:rFonts w:cs="Times New Roman"/>
-          <w:szCs w:val="26"/>
-        </w:rPr>
-      </w:pPr>
-      <w:r>
-        <w:rPr>
-          <w:rFonts w:cs="Times New Roman"/>
+        <w:rPr>
+          <w:rFonts w:cs="Times New Roman"/>
+          <w:b/>
+          <w:bCs/>
+          <w:szCs w:val="26"/>
+        </w:rPr>
+      </w:pPr>
+      <w:r>
+        <w:rPr>
+          <w:rFonts w:cs="Times New Roman"/>
+          <w:b/>
+          <w:bCs/>
+          <w:szCs w:val="26"/>
+        </w:rPr>
+        <w:t> </w:t>
+      </w:r>
+    </w:p>
+    <w:p>
+      <w:pPr>
+        <w:rPr>
+          <w:rFonts w:cs="Times New Roman"/>
+          <w:b/>
+          <w:bCs/>
+          <w:szCs w:val="26"/>
+        </w:rPr>
+      </w:pPr>
+      <w:r>
+        <w:rPr>
+          <w:rFonts w:cs="Times New Roman"/>
+          <w:b/>
+          <w:bCs/>
+          <w:szCs w:val="26"/>
+        </w:rPr>
+        <w:t>GV HƯỚNG DẪN: Th.S Nguyễn Thị Thanh Vân</w:t>
+      </w:r>
+    </w:p>
+    <w:p>
+      <w:pPr>
+        <w:rPr>
+          <w:rFonts w:cs="Times New Roman"/>
+          <w:b/>
+          <w:bCs/>
+          <w:szCs w:val="26"/>
+        </w:rPr>
+      </w:pPr>
+      <w:r>
+        <w:rPr>
+          <w:rFonts w:cs="Times New Roman"/>
+          <w:b/>
+          <w:bCs/>
+          <w:szCs w:val="26"/>
+        </w:rPr>
+        <w:t>SV THỰC HIỆN:</w:t>
+      </w:r>
+    </w:p>
+    <w:p>
+      <w:pPr>
+        <w:rPr>
+          <w:rFonts w:cs="Times New Roman"/>
+          <w:b/>
+          <w:bCs/>
+          <w:szCs w:val="26"/>
+        </w:rPr>
+      </w:pPr>
+      <w:r>
+        <w:rPr>
+          <w:rFonts w:cs="Times New Roman"/>
+          <w:b/>
+          <w:bCs/>
           <w:szCs w:val="26"/>
         </w:rPr>
         <w:t>Nguyễn Văn Trường – 23162108</w:t>
@@ -285,16 +421,18 @@
     </w:p>
     <w:p>
       <w:pPr>
-        <w:ind w:left="2410"/>
-        <w:jc w:val="center"/>
-        <w:rPr>
-          <w:rFonts w:cs="Times New Roman"/>
-          <w:szCs w:val="26"/>
-        </w:rPr>
-      </w:pPr>
-      <w:r>
-        <w:rPr>
-          <w:rFonts w:cs="Times New Roman"/>
+        <w:rPr>
+          <w:rFonts w:cs="Times New Roman"/>
+          <w:b/>
+          <w:bCs/>
+          <w:szCs w:val="26"/>
+        </w:rPr>
+      </w:pPr>
+      <w:r>
+        <w:rPr>
+          <w:rFonts w:cs="Times New Roman"/>
+          <w:b/>
+          <w:bCs/>
           <w:szCs w:val="26"/>
         </w:rPr>
         <w:t>Nguyễn Thị Diệu Liên - 23162051</w:t>
@@ -302,50 +440,86 @@
     </w:p>
     <w:p>
       <w:pPr>
-        <w:jc w:val="center"/>
-        <w:rPr>
-          <w:rFonts w:cs="Times New Roman"/>
-          <w:szCs w:val="26"/>
-        </w:rPr>
-      </w:pPr>
-    </w:p>
-    <w:p>
-      <w:pPr>
-        <w:jc w:val="center"/>
-        <w:rPr>
-          <w:rFonts w:cs="Times New Roman"/>
-          <w:b/>
-          <w:bCs/>
-          <w:szCs w:val="26"/>
-        </w:rPr>
-      </w:pPr>
-    </w:p>
-    <w:p>
-      <w:pPr>
-        <w:jc w:val="center"/>
-        <w:rPr>
-          <w:rFonts w:cs="Times New Roman"/>
-          <w:b/>
-          <w:bCs/>
-          <w:szCs w:val="26"/>
-        </w:rPr>
-      </w:pPr>
-    </w:p>
-    <w:p>
-      <w:pPr>
-        <w:rPr>
-          <w:rFonts w:cs="Times New Roman"/>
-          <w:b/>
-          <w:bCs/>
-          <w:szCs w:val="26"/>
-        </w:rPr>
-      </w:pPr>
-    </w:p>
-    <w:p>
-      <w:pPr>
-        <w:jc w:val="center"/>
-        <w:rPr>
-          <w:rFonts w:cs="Times New Roman"/>
+        <w:rPr>
+          <w:rFonts w:cs="Times New Roman"/>
+          <w:b/>
+          <w:bCs/>
+          <w:szCs w:val="26"/>
+        </w:rPr>
+      </w:pPr>
+      <w:r>
+        <w:rPr>
+          <w:rFonts w:cs="Times New Roman"/>
+          <w:b/>
+          <w:bCs/>
+          <w:szCs w:val="26"/>
+        </w:rPr>
+        <w:t> </w:t>
+      </w:r>
+    </w:p>
+    <w:p>
+      <w:pPr>
+        <w:rPr>
+          <w:rFonts w:cs="Times New Roman"/>
+          <w:b/>
+          <w:bCs/>
+          <w:szCs w:val="26"/>
+        </w:rPr>
+      </w:pPr>
+      <w:r>
+        <w:rPr>
+          <w:rFonts w:cs="Times New Roman"/>
+          <w:b/>
+          <w:bCs/>
+          <w:szCs w:val="26"/>
+        </w:rPr>
+        <w:t> </w:t>
+      </w:r>
+    </w:p>
+    <w:p>
+      <w:pPr>
+        <w:rPr>
+          <w:rFonts w:cs="Times New Roman"/>
+          <w:b/>
+          <w:bCs/>
+          <w:szCs w:val="26"/>
+        </w:rPr>
+      </w:pPr>
+      <w:r>
+        <w:rPr>
+          <w:rFonts w:cs="Times New Roman"/>
+          <w:b/>
+          <w:bCs/>
+          <w:szCs w:val="26"/>
+        </w:rPr>
+        <w:t> </w:t>
+      </w:r>
+    </w:p>
+    <w:p>
+      <w:pPr>
+        <w:rPr>
+          <w:rFonts w:cs="Times New Roman"/>
+          <w:b/>
+          <w:bCs/>
+          <w:szCs w:val="26"/>
+        </w:rPr>
+      </w:pPr>
+      <w:r>
+        <w:rPr>
+          <w:rFonts w:cs="Times New Roman"/>
+          <w:b/>
+          <w:bCs/>
+          <w:szCs w:val="26"/>
+        </w:rPr>
+        <w:t> </w:t>
+      </w:r>
+    </w:p>
+    <w:p>
+      <w:pPr>
+        <w:rPr>
+          <w:rFonts w:cs="Times New Roman"/>
+          <w:b/>
+          <w:bCs/>
           <w:szCs w:val="26"/>
         </w:rPr>
       </w:pPr>
@@ -367,12 +541,31 @@
         </w:rPr>
         <w:br/>
       </w:r>
-    </w:p>
-    <w:p>
-      <w:pPr>
-        <w:jc w:val="center"/>
-        <w:rPr>
-          <w:rFonts w:cs="Times New Roman"/>
+      <w:r>
+        <w:rPr>
+          <w:rFonts w:cs="Times New Roman"/>
+          <w:b/>
+          <w:bCs/>
+          <w:szCs w:val="26"/>
+        </w:rPr>
+        <w:br/>
+      </w:r>
+      <w:r>
+        <w:rPr>
+          <w:rFonts w:cs="Times New Roman"/>
+          <w:b/>
+          <w:bCs/>
+          <w:szCs w:val="26"/>
+        </w:rPr>
+        <w:br/>
+      </w:r>
+    </w:p>
+    <w:p>
+      <w:pPr>
+        <w:rPr>
+          <w:rFonts w:cs="Times New Roman"/>
+          <w:b/>
+          <w:bCs/>
           <w:szCs w:val="26"/>
         </w:rPr>
       </w:pPr>
@@ -389,9 +582,10 @@
     </w:p>
     <w:p>
       <w:pPr>
-        <w:jc w:val="center"/>
-        <w:rPr>
-          <w:rFonts w:cs="Times New Roman"/>
+        <w:rPr>
+          <w:rFonts w:cs="Times New Roman"/>
+          <w:b/>
+          <w:bCs/>
           <w:szCs w:val="26"/>
         </w:rPr>
       </w:pPr>
@@ -409,6 +603,8 @@
       <w:pPr>
         <w:rPr>
           <w:rFonts w:cs="Times New Roman"/>
+          <w:b/>
+          <w:bCs/>
           <w:szCs w:val="26"/>
         </w:rPr>
       </w:pPr>
@@ -429,36 +625,31 @@
           <w:bCs/>
           <w:szCs w:val="26"/>
         </w:rPr>
-        <w:t xml:space="preserve"> </w:t>
-      </w:r>
-      <w:r>
-        <w:rPr>
-          <w:rFonts w:cs="Times New Roman"/>
+        <w:t xml:space="preserve">  HỆ THỐNG KIỂM THỬ XÂM NHẬP ỨNG DỤNG WEB CÓ SỬ DỤNG AI AGENT</w:t>
+      </w:r>
+    </w:p>
+    <w:p>
+      <w:pPr>
+        <w:rPr>
+          <w:rFonts w:cs="Times New Roman"/>
+          <w:b/>
+          <w:bCs/>
+          <w:szCs w:val="26"/>
+        </w:rPr>
+      </w:pPr>
+      <w:r>
+        <w:rPr>
+          <w:rFonts w:cs="Times New Roman"/>
+          <w:b/>
+          <w:bCs/>
           <w:szCs w:val="26"/>
         </w:rPr>
         <w:t> </w:t>
       </w:r>
-      <w:r>
-        <w:rPr>
-          <w:rFonts w:cs="Times New Roman"/>
-          <w:szCs w:val="26"/>
-        </w:rPr>
-        <w:t>HỆ THỐNG KIỂM THỬ XÂM NHẬP ỨNG DỤNG WEB CÓ SỬ DỤNG AI AGENT</w:t>
-      </w:r>
-    </w:p>
-    <w:p>
-      <w:pPr>
-        <w:jc w:val="center"/>
-        <w:rPr>
-          <w:rFonts w:cs="Times New Roman"/>
-          <w:szCs w:val="26"/>
-        </w:rPr>
-      </w:pPr>
     </w:p>
     <w:tbl>
       <w:tblPr>
-        <w:tblW w:w="9940" w:type="dxa"/>
-        <w:jc w:val="center"/>
+        <w:tblW w:w="0" w:type="auto"/>
         <w:tblCellMar>
           <w:top w:w="15" w:type="dxa"/>
           <w:left w:w="15" w:type="dxa"/>
@@ -468,34 +659,39 @@
         <w:tblLook w:val="04A0" w:firstRow="1" w:lastRow="0" w:firstColumn="1" w:lastColumn="0" w:noHBand="0" w:noVBand="1"/>
       </w:tblPr>
       <w:tblGrid>
-        <w:gridCol w:w="522"/>
-        <w:gridCol w:w="2734"/>
-        <w:gridCol w:w="1274"/>
-        <w:gridCol w:w="2188"/>
-        <w:gridCol w:w="3222"/>
+        <w:gridCol w:w="532"/>
+        <w:gridCol w:w="2564"/>
+        <w:gridCol w:w="1080"/>
+        <w:gridCol w:w="1386"/>
+        <w:gridCol w:w="1228"/>
       </w:tblGrid>
       <w:tr>
         <w:trPr>
-          <w:trHeight w:val="763"/>
-          <w:jc w:val="center"/>
+          <w:trHeight w:val="765"/>
         </w:trPr>
         <w:tc>
           <w:tcPr>
             <w:tcW w:w="0" w:type="auto"/>
             <w:tcBorders>
-              <w:top w:val="single" w:sz="4" w:space="0" w:color="000000"/>
-              <w:left w:val="single" w:sz="4" w:space="0" w:color="000000"/>
-              <w:bottom w:val="single" w:sz="4" w:space="0" w:color="000000"/>
-              <w:right w:val="single" w:sz="4" w:space="0" w:color="000000"/>
+              <w:top w:val="single" w:sz="6" w:space="0" w:color="000000"/>
+              <w:left w:val="single" w:sz="6" w:space="0" w:color="000000"/>
+              <w:bottom w:val="single" w:sz="6" w:space="0" w:color="000000"/>
+              <w:right w:val="single" w:sz="6" w:space="0" w:color="000000"/>
             </w:tcBorders>
-            <w:vAlign w:val="center"/>
+            <w:tcMar>
+              <w:top w:w="20" w:type="dxa"/>
+              <w:left w:w="20" w:type="dxa"/>
+              <w:bottom w:w="20" w:type="dxa"/>
+              <w:right w:w="20" w:type="dxa"/>
+            </w:tcMar>
             <w:hideMark/>
           </w:tcPr>
           <w:p>
             <w:pPr>
-              <w:jc w:val="center"/>
               <w:rPr>
                 <w:rFonts w:cs="Times New Roman"/>
+                <w:b/>
+                <w:bCs/>
                 <w:szCs w:val="26"/>
               </w:rPr>
             </w:pPr>
@@ -512,21 +708,27 @@
         </w:tc>
         <w:tc>
           <w:tcPr>
-            <w:tcW w:w="2734" w:type="dxa"/>
+            <w:tcW w:w="0" w:type="auto"/>
             <w:tcBorders>
-              <w:top w:val="single" w:sz="4" w:space="0" w:color="000000"/>
-              <w:left w:val="single" w:sz="4" w:space="0" w:color="000000"/>
-              <w:bottom w:val="single" w:sz="4" w:space="0" w:color="000000"/>
-              <w:right w:val="single" w:sz="4" w:space="0" w:color="000000"/>
+              <w:top w:val="single" w:sz="6" w:space="0" w:color="000000"/>
+              <w:left w:val="single" w:sz="6" w:space="0" w:color="000000"/>
+              <w:bottom w:val="single" w:sz="6" w:space="0" w:color="000000"/>
+              <w:right w:val="single" w:sz="6" w:space="0" w:color="000000"/>
             </w:tcBorders>
-            <w:vAlign w:val="center"/>
+            <w:tcMar>
+              <w:top w:w="20" w:type="dxa"/>
+              <w:left w:w="20" w:type="dxa"/>
+              <w:bottom w:w="20" w:type="dxa"/>
+              <w:right w:w="20" w:type="dxa"/>
+            </w:tcMar>
             <w:hideMark/>
           </w:tcPr>
           <w:p>
             <w:pPr>
-              <w:jc w:val="center"/>
               <w:rPr>
                 <w:rFonts w:cs="Times New Roman"/>
+                <w:b/>
+                <w:bCs/>
                 <w:szCs w:val="26"/>
               </w:rPr>
             </w:pPr>
@@ -543,21 +745,27 @@
         </w:tc>
         <w:tc>
           <w:tcPr>
-            <w:tcW w:w="1274" w:type="dxa"/>
+            <w:tcW w:w="0" w:type="auto"/>
             <w:tcBorders>
-              <w:top w:val="single" w:sz="4" w:space="0" w:color="000000"/>
-              <w:left w:val="single" w:sz="4" w:space="0" w:color="000000"/>
-              <w:bottom w:val="single" w:sz="4" w:space="0" w:color="000000"/>
-              <w:right w:val="single" w:sz="4" w:space="0" w:color="000000"/>
+              <w:top w:val="single" w:sz="6" w:space="0" w:color="000000"/>
+              <w:left w:val="single" w:sz="6" w:space="0" w:color="000000"/>
+              <w:bottom w:val="single" w:sz="6" w:space="0" w:color="000000"/>
+              <w:right w:val="single" w:sz="6" w:space="0" w:color="000000"/>
             </w:tcBorders>
-            <w:vAlign w:val="center"/>
+            <w:tcMar>
+              <w:top w:w="20" w:type="dxa"/>
+              <w:left w:w="20" w:type="dxa"/>
+              <w:bottom w:w="20" w:type="dxa"/>
+              <w:right w:w="20" w:type="dxa"/>
+            </w:tcMar>
             <w:hideMark/>
           </w:tcPr>
           <w:p>
             <w:pPr>
-              <w:jc w:val="center"/>
               <w:rPr>
                 <w:rFonts w:cs="Times New Roman"/>
+                <w:b/>
+                <w:bCs/>
                 <w:szCs w:val="26"/>
               </w:rPr>
             </w:pPr>
@@ -574,21 +782,27 @@
         </w:tc>
         <w:tc>
           <w:tcPr>
-            <w:tcW w:w="2188" w:type="dxa"/>
+            <w:tcW w:w="0" w:type="auto"/>
             <w:tcBorders>
-              <w:top w:val="single" w:sz="4" w:space="0" w:color="000000"/>
-              <w:left w:val="single" w:sz="4" w:space="0" w:color="000000"/>
-              <w:bottom w:val="single" w:sz="4" w:space="0" w:color="000000"/>
-              <w:right w:val="single" w:sz="4" w:space="0" w:color="000000"/>
+              <w:top w:val="single" w:sz="6" w:space="0" w:color="000000"/>
+              <w:left w:val="single" w:sz="6" w:space="0" w:color="000000"/>
+              <w:bottom w:val="single" w:sz="6" w:space="0" w:color="000000"/>
+              <w:right w:val="single" w:sz="6" w:space="0" w:color="000000"/>
             </w:tcBorders>
-            <w:vAlign w:val="center"/>
+            <w:tcMar>
+              <w:top w:w="20" w:type="dxa"/>
+              <w:left w:w="20" w:type="dxa"/>
+              <w:bottom w:w="20" w:type="dxa"/>
+              <w:right w:w="20" w:type="dxa"/>
+            </w:tcMar>
             <w:hideMark/>
           </w:tcPr>
           <w:p>
             <w:pPr>
-              <w:jc w:val="center"/>
               <w:rPr>
                 <w:rFonts w:cs="Times New Roman"/>
+                <w:b/>
+                <w:bCs/>
                 <w:szCs w:val="26"/>
               </w:rPr>
             </w:pPr>
@@ -605,21 +819,27 @@
         </w:tc>
         <w:tc>
           <w:tcPr>
-            <w:tcW w:w="3222" w:type="dxa"/>
+            <w:tcW w:w="0" w:type="auto"/>
             <w:tcBorders>
-              <w:top w:val="single" w:sz="4" w:space="0" w:color="000000"/>
-              <w:left w:val="single" w:sz="4" w:space="0" w:color="000000"/>
-              <w:bottom w:val="single" w:sz="4" w:space="0" w:color="000000"/>
-              <w:right w:val="single" w:sz="4" w:space="0" w:color="000000"/>
+              <w:top w:val="single" w:sz="6" w:space="0" w:color="000000"/>
+              <w:left w:val="single" w:sz="6" w:space="0" w:color="000000"/>
+              <w:bottom w:val="single" w:sz="6" w:space="0" w:color="000000"/>
+              <w:right w:val="single" w:sz="6" w:space="0" w:color="000000"/>
             </w:tcBorders>
-            <w:vAlign w:val="center"/>
+            <w:tcMar>
+              <w:top w:w="20" w:type="dxa"/>
+              <w:left w:w="20" w:type="dxa"/>
+              <w:bottom w:w="20" w:type="dxa"/>
+              <w:right w:w="20" w:type="dxa"/>
+            </w:tcMar>
             <w:hideMark/>
           </w:tcPr>
           <w:p>
             <w:pPr>
-              <w:jc w:val="center"/>
               <w:rPr>
                 <w:rFonts w:cs="Times New Roman"/>
+                <w:b/>
+                <w:bCs/>
                 <w:szCs w:val="26"/>
               </w:rPr>
             </w:pPr>
@@ -637,41 +857,58 @@
       </w:tr>
       <w:tr>
         <w:trPr>
-          <w:trHeight w:val="866"/>
-          <w:jc w:val="center"/>
+          <w:trHeight w:val="870"/>
         </w:trPr>
         <w:tc>
           <w:tcPr>
             <w:tcW w:w="0" w:type="auto"/>
             <w:tcBorders>
-              <w:top w:val="single" w:sz="4" w:space="0" w:color="000000"/>
-              <w:left w:val="single" w:sz="4" w:space="0" w:color="000000"/>
-              <w:bottom w:val="single" w:sz="4" w:space="0" w:color="000000"/>
-              <w:right w:val="single" w:sz="4" w:space="0" w:color="000000"/>
+              <w:top w:val="single" w:sz="6" w:space="0" w:color="000000"/>
+              <w:left w:val="single" w:sz="6" w:space="0" w:color="000000"/>
+              <w:bottom w:val="single" w:sz="6" w:space="0" w:color="000000"/>
+              <w:right w:val="single" w:sz="6" w:space="0" w:color="000000"/>
             </w:tcBorders>
-            <w:vAlign w:val="center"/>
+            <w:tcMar>
+              <w:top w:w="20" w:type="dxa"/>
+              <w:left w:w="20" w:type="dxa"/>
+              <w:bottom w:w="20" w:type="dxa"/>
+              <w:right w:w="20" w:type="dxa"/>
+            </w:tcMar>
             <w:hideMark/>
           </w:tcPr>
           <w:p>
             <w:pPr>
-              <w:jc w:val="center"/>
               <w:rPr>
                 <w:rFonts w:cs="Times New Roman"/>
-                <w:szCs w:val="26"/>
-              </w:rPr>
-            </w:pPr>
-          </w:p>
-          <w:p>
-            <w:pPr>
-              <w:jc w:val="center"/>
-              <w:rPr>
-                <w:rFonts w:cs="Times New Roman"/>
+                <w:b/>
+                <w:bCs/>
                 <w:szCs w:val="26"/>
               </w:rPr>
             </w:pPr>
             <w:r>
               <w:rPr>
                 <w:rFonts w:cs="Times New Roman"/>
+                <w:b/>
+                <w:bCs/>
+                <w:szCs w:val="26"/>
+              </w:rPr>
+              <w:t> </w:t>
+            </w:r>
+          </w:p>
+          <w:p>
+            <w:pPr>
+              <w:rPr>
+                <w:rFonts w:cs="Times New Roman"/>
+                <w:b/>
+                <w:bCs/>
+                <w:szCs w:val="26"/>
+              </w:rPr>
+            </w:pPr>
+            <w:r>
+              <w:rPr>
+                <w:rFonts w:cs="Times New Roman"/>
+                <w:b/>
+                <w:bCs/>
                 <w:szCs w:val="26"/>
               </w:rPr>
               <w:t>1</w:t>
@@ -680,27 +917,35 @@
         </w:tc>
         <w:tc>
           <w:tcPr>
-            <w:tcW w:w="2734" w:type="dxa"/>
+            <w:tcW w:w="0" w:type="auto"/>
             <w:tcBorders>
-              <w:top w:val="single" w:sz="4" w:space="0" w:color="000000"/>
-              <w:left w:val="single" w:sz="4" w:space="0" w:color="000000"/>
-              <w:bottom w:val="single" w:sz="4" w:space="0" w:color="000000"/>
-              <w:right w:val="single" w:sz="4" w:space="0" w:color="000000"/>
+              <w:top w:val="single" w:sz="6" w:space="0" w:color="000000"/>
+              <w:left w:val="single" w:sz="6" w:space="0" w:color="000000"/>
+              <w:bottom w:val="single" w:sz="6" w:space="0" w:color="000000"/>
+              <w:right w:val="single" w:sz="6" w:space="0" w:color="000000"/>
             </w:tcBorders>
-            <w:vAlign w:val="center"/>
+            <w:tcMar>
+              <w:top w:w="20" w:type="dxa"/>
+              <w:left w:w="20" w:type="dxa"/>
+              <w:bottom w:w="20" w:type="dxa"/>
+              <w:right w:w="20" w:type="dxa"/>
+            </w:tcMar>
             <w:hideMark/>
           </w:tcPr>
           <w:p>
             <w:pPr>
-              <w:jc w:val="center"/>
               <w:rPr>
                 <w:rFonts w:cs="Times New Roman"/>
+                <w:b/>
+                <w:bCs/>
                 <w:szCs w:val="26"/>
               </w:rPr>
             </w:pPr>
             <w:r>
               <w:rPr>
                 <w:rFonts w:cs="Times New Roman"/>
+                <w:b/>
+                <w:bCs/>
                 <w:szCs w:val="26"/>
               </w:rPr>
               <w:t>Nguyễn Văn Trường</w:t>
@@ -709,27 +954,35 @@
         </w:tc>
         <w:tc>
           <w:tcPr>
-            <w:tcW w:w="1274" w:type="dxa"/>
+            <w:tcW w:w="0" w:type="auto"/>
             <w:tcBorders>
-              <w:top w:val="single" w:sz="4" w:space="0" w:color="000000"/>
-              <w:left w:val="single" w:sz="4" w:space="0" w:color="000000"/>
-              <w:bottom w:val="single" w:sz="4" w:space="0" w:color="000000"/>
-              <w:right w:val="single" w:sz="4" w:space="0" w:color="000000"/>
+              <w:top w:val="single" w:sz="6" w:space="0" w:color="000000"/>
+              <w:left w:val="single" w:sz="6" w:space="0" w:color="000000"/>
+              <w:bottom w:val="single" w:sz="6" w:space="0" w:color="000000"/>
+              <w:right w:val="single" w:sz="6" w:space="0" w:color="000000"/>
             </w:tcBorders>
-            <w:vAlign w:val="center"/>
+            <w:tcMar>
+              <w:top w:w="20" w:type="dxa"/>
+              <w:left w:w="20" w:type="dxa"/>
+              <w:bottom w:w="20" w:type="dxa"/>
+              <w:right w:w="20" w:type="dxa"/>
+            </w:tcMar>
             <w:hideMark/>
           </w:tcPr>
           <w:p>
             <w:pPr>
-              <w:jc w:val="center"/>
               <w:rPr>
                 <w:rFonts w:cs="Times New Roman"/>
+                <w:b/>
+                <w:bCs/>
                 <w:szCs w:val="26"/>
               </w:rPr>
             </w:pPr>
             <w:r>
               <w:rPr>
                 <w:rFonts w:cs="Times New Roman"/>
+                <w:b/>
+                <w:bCs/>
                 <w:szCs w:val="26"/>
               </w:rPr>
               <w:t>23162108</w:t>
@@ -738,21 +991,27 @@
         </w:tc>
         <w:tc>
           <w:tcPr>
-            <w:tcW w:w="2188" w:type="dxa"/>
+            <w:tcW w:w="0" w:type="auto"/>
             <w:tcBorders>
-              <w:top w:val="single" w:sz="4" w:space="0" w:color="000000"/>
-              <w:left w:val="single" w:sz="4" w:space="0" w:color="000000"/>
-              <w:bottom w:val="single" w:sz="4" w:space="0" w:color="000000"/>
-              <w:right w:val="single" w:sz="4" w:space="0" w:color="000000"/>
+              <w:top w:val="single" w:sz="6" w:space="0" w:color="000000"/>
+              <w:left w:val="single" w:sz="6" w:space="0" w:color="000000"/>
+              <w:bottom w:val="single" w:sz="6" w:space="0" w:color="000000"/>
+              <w:right w:val="single" w:sz="6" w:space="0" w:color="000000"/>
             </w:tcBorders>
-            <w:vAlign w:val="center"/>
+            <w:tcMar>
+              <w:top w:w="20" w:type="dxa"/>
+              <w:left w:w="20" w:type="dxa"/>
+              <w:bottom w:w="20" w:type="dxa"/>
+              <w:right w:w="20" w:type="dxa"/>
+            </w:tcMar>
             <w:hideMark/>
           </w:tcPr>
           <w:p>
             <w:pPr>
-              <w:jc w:val="center"/>
               <w:rPr>
                 <w:rFonts w:cs="Times New Roman"/>
+                <w:b/>
+                <w:bCs/>
                 <w:szCs w:val="26"/>
               </w:rPr>
             </w:pPr>
@@ -760,21 +1019,27 @@
         </w:tc>
         <w:tc>
           <w:tcPr>
-            <w:tcW w:w="3222" w:type="dxa"/>
+            <w:tcW w:w="0" w:type="auto"/>
             <w:tcBorders>
-              <w:top w:val="single" w:sz="4" w:space="0" w:color="000000"/>
-              <w:left w:val="single" w:sz="4" w:space="0" w:color="000000"/>
-              <w:bottom w:val="single" w:sz="4" w:space="0" w:color="000000"/>
-              <w:right w:val="single" w:sz="4" w:space="0" w:color="000000"/>
+              <w:top w:val="single" w:sz="6" w:space="0" w:color="000000"/>
+              <w:left w:val="single" w:sz="6" w:space="0" w:color="000000"/>
+              <w:bottom w:val="single" w:sz="6" w:space="0" w:color="000000"/>
+              <w:right w:val="single" w:sz="6" w:space="0" w:color="000000"/>
             </w:tcBorders>
-            <w:vAlign w:val="center"/>
+            <w:tcMar>
+              <w:top w:w="20" w:type="dxa"/>
+              <w:left w:w="20" w:type="dxa"/>
+              <w:bottom w:w="20" w:type="dxa"/>
+              <w:right w:w="20" w:type="dxa"/>
+            </w:tcMar>
             <w:hideMark/>
           </w:tcPr>
           <w:p>
             <w:pPr>
-              <w:jc w:val="center"/>
               <w:rPr>
                 <w:rFonts w:cs="Times New Roman"/>
+                <w:b/>
+                <w:bCs/>
                 <w:szCs w:val="26"/>
               </w:rPr>
             </w:pPr>
@@ -783,32 +1048,39 @@
       </w:tr>
       <w:tr>
         <w:trPr>
-          <w:trHeight w:val="829"/>
-          <w:jc w:val="center"/>
+          <w:trHeight w:val="825"/>
         </w:trPr>
         <w:tc>
           <w:tcPr>
             <w:tcW w:w="0" w:type="auto"/>
             <w:tcBorders>
-              <w:top w:val="single" w:sz="4" w:space="0" w:color="000000"/>
-              <w:left w:val="single" w:sz="4" w:space="0" w:color="000000"/>
-              <w:bottom w:val="single" w:sz="4" w:space="0" w:color="000000"/>
-              <w:right w:val="single" w:sz="4" w:space="0" w:color="000000"/>
+              <w:top w:val="single" w:sz="6" w:space="0" w:color="000000"/>
+              <w:left w:val="single" w:sz="6" w:space="0" w:color="000000"/>
+              <w:bottom w:val="single" w:sz="6" w:space="0" w:color="000000"/>
+              <w:right w:val="single" w:sz="6" w:space="0" w:color="000000"/>
             </w:tcBorders>
-            <w:vAlign w:val="center"/>
+            <w:tcMar>
+              <w:top w:w="20" w:type="dxa"/>
+              <w:left w:w="20" w:type="dxa"/>
+              <w:bottom w:w="20" w:type="dxa"/>
+              <w:right w:w="20" w:type="dxa"/>
+            </w:tcMar>
             <w:hideMark/>
           </w:tcPr>
           <w:p>
             <w:pPr>
-              <w:jc w:val="center"/>
               <w:rPr>
                 <w:rFonts w:cs="Times New Roman"/>
+                <w:b/>
+                <w:bCs/>
                 <w:szCs w:val="26"/>
               </w:rPr>
             </w:pPr>
             <w:r>
               <w:rPr>
                 <w:rFonts w:cs="Times New Roman"/>
+                <w:b/>
+                <w:bCs/>
                 <w:szCs w:val="26"/>
               </w:rPr>
               <w:t>2</w:t>
@@ -817,26 +1089,35 @@
         </w:tc>
         <w:tc>
           <w:tcPr>
-            <w:tcW w:w="2734" w:type="dxa"/>
+            <w:tcW w:w="0" w:type="auto"/>
             <w:tcBorders>
-              <w:top w:val="single" w:sz="4" w:space="0" w:color="000000"/>
-              <w:left w:val="single" w:sz="4" w:space="0" w:color="000000"/>
-              <w:bottom w:val="single" w:sz="4" w:space="0" w:color="000000"/>
-              <w:right w:val="single" w:sz="4" w:space="0" w:color="000000"/>
+              <w:top w:val="single" w:sz="6" w:space="0" w:color="000000"/>
+              <w:left w:val="single" w:sz="6" w:space="0" w:color="000000"/>
+              <w:bottom w:val="single" w:sz="6" w:space="0" w:color="000000"/>
+              <w:right w:val="single" w:sz="6" w:space="0" w:color="000000"/>
             </w:tcBorders>
-            <w:vAlign w:val="center"/>
+            <w:tcMar>
+              <w:top w:w="20" w:type="dxa"/>
+              <w:left w:w="20" w:type="dxa"/>
+              <w:bottom w:w="20" w:type="dxa"/>
+              <w:right w:w="20" w:type="dxa"/>
+            </w:tcMar>
             <w:hideMark/>
           </w:tcPr>
           <w:p>
             <w:pPr>
               <w:rPr>
                 <w:rFonts w:cs="Times New Roman"/>
+                <w:b/>
+                <w:bCs/>
                 <w:szCs w:val="26"/>
               </w:rPr>
             </w:pPr>
             <w:r>
               <w:rPr>
                 <w:rFonts w:cs="Times New Roman"/>
+                <w:b/>
+                <w:bCs/>
                 <w:szCs w:val="26"/>
               </w:rPr>
               <w:t xml:space="preserve"> Nguyễn Thị Diệu Liên</w:t>
@@ -845,27 +1126,35 @@
         </w:tc>
         <w:tc>
           <w:tcPr>
-            <w:tcW w:w="1274" w:type="dxa"/>
+            <w:tcW w:w="0" w:type="auto"/>
             <w:tcBorders>
-              <w:top w:val="single" w:sz="4" w:space="0" w:color="000000"/>
-              <w:left w:val="single" w:sz="4" w:space="0" w:color="000000"/>
-              <w:bottom w:val="single" w:sz="4" w:space="0" w:color="000000"/>
-              <w:right w:val="single" w:sz="4" w:space="0" w:color="000000"/>
+              <w:top w:val="single" w:sz="6" w:space="0" w:color="000000"/>
+              <w:left w:val="single" w:sz="6" w:space="0" w:color="000000"/>
+              <w:bottom w:val="single" w:sz="6" w:space="0" w:color="000000"/>
+              <w:right w:val="single" w:sz="6" w:space="0" w:color="000000"/>
             </w:tcBorders>
-            <w:vAlign w:val="center"/>
+            <w:tcMar>
+              <w:top w:w="20" w:type="dxa"/>
+              <w:left w:w="20" w:type="dxa"/>
+              <w:bottom w:w="20" w:type="dxa"/>
+              <w:right w:w="20" w:type="dxa"/>
+            </w:tcMar>
             <w:hideMark/>
           </w:tcPr>
           <w:p>
             <w:pPr>
-              <w:jc w:val="center"/>
               <w:rPr>
                 <w:rFonts w:cs="Times New Roman"/>
+                <w:b/>
+                <w:bCs/>
                 <w:szCs w:val="26"/>
               </w:rPr>
             </w:pPr>
             <w:r>
               <w:rPr>
                 <w:rFonts w:cs="Times New Roman"/>
+                <w:b/>
+                <w:bCs/>
                 <w:szCs w:val="26"/>
               </w:rPr>
               <w:t>23162051</w:t>
@@ -874,21 +1163,27 @@
         </w:tc>
         <w:tc>
           <w:tcPr>
-            <w:tcW w:w="2188" w:type="dxa"/>
+            <w:tcW w:w="0" w:type="auto"/>
             <w:tcBorders>
-              <w:top w:val="single" w:sz="4" w:space="0" w:color="000000"/>
-              <w:left w:val="single" w:sz="4" w:space="0" w:color="000000"/>
-              <w:bottom w:val="single" w:sz="4" w:space="0" w:color="000000"/>
-              <w:right w:val="single" w:sz="4" w:space="0" w:color="000000"/>
+              <w:top w:val="single" w:sz="6" w:space="0" w:color="000000"/>
+              <w:left w:val="single" w:sz="6" w:space="0" w:color="000000"/>
+              <w:bottom w:val="single" w:sz="6" w:space="0" w:color="000000"/>
+              <w:right w:val="single" w:sz="6" w:space="0" w:color="000000"/>
             </w:tcBorders>
-            <w:vAlign w:val="center"/>
+            <w:tcMar>
+              <w:top w:w="20" w:type="dxa"/>
+              <w:left w:w="20" w:type="dxa"/>
+              <w:bottom w:w="20" w:type="dxa"/>
+              <w:right w:w="20" w:type="dxa"/>
+            </w:tcMar>
             <w:hideMark/>
           </w:tcPr>
           <w:p>
             <w:pPr>
-              <w:jc w:val="center"/>
               <w:rPr>
                 <w:rFonts w:cs="Times New Roman"/>
+                <w:b/>
+                <w:bCs/>
                 <w:szCs w:val="26"/>
               </w:rPr>
             </w:pPr>
@@ -896,21 +1191,27 @@
         </w:tc>
         <w:tc>
           <w:tcPr>
-            <w:tcW w:w="3222" w:type="dxa"/>
+            <w:tcW w:w="0" w:type="auto"/>
             <w:tcBorders>
-              <w:top w:val="single" w:sz="4" w:space="0" w:color="000000"/>
-              <w:left w:val="single" w:sz="4" w:space="0" w:color="000000"/>
-              <w:bottom w:val="single" w:sz="4" w:space="0" w:color="000000"/>
-              <w:right w:val="single" w:sz="4" w:space="0" w:color="000000"/>
+              <w:top w:val="single" w:sz="6" w:space="0" w:color="000000"/>
+              <w:left w:val="single" w:sz="6" w:space="0" w:color="000000"/>
+              <w:bottom w:val="single" w:sz="6" w:space="0" w:color="000000"/>
+              <w:right w:val="single" w:sz="6" w:space="0" w:color="000000"/>
             </w:tcBorders>
-            <w:vAlign w:val="center"/>
+            <w:tcMar>
+              <w:top w:w="20" w:type="dxa"/>
+              <w:left w:w="20" w:type="dxa"/>
+              <w:bottom w:w="20" w:type="dxa"/>
+              <w:right w:w="20" w:type="dxa"/>
+            </w:tcMar>
             <w:hideMark/>
           </w:tcPr>
           <w:p>
             <w:pPr>
-              <w:jc w:val="center"/>
               <w:rPr>
                 <w:rFonts w:cs="Times New Roman"/>
+                <w:b/>
+                <w:bCs/>
                 <w:szCs w:val="26"/>
               </w:rPr>
             </w:pPr>
@@ -920,24 +1221,37 @@
     </w:tbl>
     <w:p>
       <w:pPr>
-        <w:jc w:val="center"/>
-        <w:rPr>
-          <w:rFonts w:cs="Times New Roman"/>
-          <w:szCs w:val="26"/>
-        </w:rPr>
-      </w:pPr>
-    </w:p>
-    <w:p>
-      <w:pPr>
-        <w:jc w:val="center"/>
-        <w:rPr>
-          <w:rFonts w:cs="Times New Roman"/>
-          <w:szCs w:val="26"/>
-        </w:rPr>
-      </w:pPr>
-      <w:r>
-        <w:rPr>
-          <w:rFonts w:cs="Times New Roman"/>
+        <w:rPr>
+          <w:rFonts w:cs="Times New Roman"/>
+          <w:b/>
+          <w:bCs/>
+          <w:szCs w:val="26"/>
+        </w:rPr>
+      </w:pPr>
+      <w:r>
+        <w:rPr>
+          <w:rFonts w:cs="Times New Roman"/>
+          <w:b/>
+          <w:bCs/>
+          <w:szCs w:val="26"/>
+        </w:rPr>
+        <w:t> </w:t>
+      </w:r>
+    </w:p>
+    <w:p>
+      <w:pPr>
+        <w:rPr>
+          <w:rFonts w:cs="Times New Roman"/>
+          <w:b/>
+          <w:bCs/>
+          <w:szCs w:val="26"/>
+        </w:rPr>
+      </w:pPr>
+      <w:r>
+        <w:rPr>
+          <w:rFonts w:cs="Times New Roman"/>
+          <w:b/>
+          <w:bCs/>
           <w:szCs w:val="26"/>
         </w:rPr>
         <w:t>Ghi chú: - Tỉ lệ % = 100%</w:t>
@@ -945,41 +1259,48 @@
     </w:p>
     <w:p>
       <w:pPr>
-        <w:jc w:val="center"/>
-        <w:rPr>
-          <w:rFonts w:cs="Times New Roman"/>
-          <w:szCs w:val="26"/>
-        </w:rPr>
-      </w:pPr>
-      <w:r>
-        <w:rPr>
-          <w:rFonts w:cs="Times New Roman"/>
-          <w:szCs w:val="26"/>
-        </w:rPr>
-        <w:t xml:space="preserve">- Trưởng nhóm: </w:t>
-      </w:r>
-      <w:r>
-        <w:rPr>
-          <w:rFonts w:cs="Times New Roman"/>
-          <w:szCs w:val="26"/>
-        </w:rPr>
-        <w:t>Nguyễn Thị Diệu Liên</w:t>
-      </w:r>
-    </w:p>
-    <w:p>
-      <w:pPr>
-        <w:jc w:val="center"/>
-        <w:rPr>
-          <w:rFonts w:cs="Times New Roman"/>
-          <w:szCs w:val="26"/>
-        </w:rPr>
-      </w:pPr>
-    </w:p>
-    <w:p>
-      <w:pPr>
-        <w:jc w:val="center"/>
-        <w:rPr>
-          <w:rFonts w:cs="Times New Roman"/>
+        <w:rPr>
+          <w:rFonts w:cs="Times New Roman"/>
+          <w:b/>
+          <w:bCs/>
+          <w:szCs w:val="26"/>
+        </w:rPr>
+      </w:pPr>
+      <w:r>
+        <w:rPr>
+          <w:rFonts w:cs="Times New Roman"/>
+          <w:b/>
+          <w:bCs/>
+          <w:szCs w:val="26"/>
+        </w:rPr>
+        <w:t>- Trưởng nhóm: Nguyễn Thị Diệu Liên</w:t>
+      </w:r>
+    </w:p>
+    <w:p>
+      <w:pPr>
+        <w:rPr>
+          <w:rFonts w:cs="Times New Roman"/>
+          <w:b/>
+          <w:bCs/>
+          <w:szCs w:val="26"/>
+        </w:rPr>
+      </w:pPr>
+      <w:r>
+        <w:rPr>
+          <w:rFonts w:cs="Times New Roman"/>
+          <w:b/>
+          <w:bCs/>
+          <w:szCs w:val="26"/>
+        </w:rPr>
+        <w:t> </w:t>
+      </w:r>
+    </w:p>
+    <w:p>
+      <w:pPr>
+        <w:rPr>
+          <w:rFonts w:cs="Times New Roman"/>
+          <w:b/>
+          <w:bCs/>
           <w:szCs w:val="26"/>
         </w:rPr>
       </w:pPr>
@@ -995,95 +1316,94 @@
     </w:p>
     <w:p>
       <w:pPr>
-        <w:jc w:val="center"/>
-        <w:rPr>
-          <w:rFonts w:cs="Times New Roman"/>
-          <w:szCs w:val="26"/>
-        </w:rPr>
-      </w:pPr>
-      <w:r>
-        <w:rPr>
-          <w:rFonts w:cs="Times New Roman"/>
-          <w:szCs w:val="26"/>
-        </w:rPr>
-        <w:t>……………………………………………………………………………………………</w:t>
-      </w:r>
-    </w:p>
-    <w:p>
-      <w:pPr>
-        <w:jc w:val="center"/>
-        <w:rPr>
-          <w:rFonts w:cs="Times New Roman"/>
-          <w:szCs w:val="26"/>
-        </w:rPr>
-      </w:pPr>
-      <w:r>
-        <w:rPr>
-          <w:rFonts w:cs="Times New Roman"/>
-          <w:szCs w:val="26"/>
-        </w:rPr>
-        <w:t>……………………………………………………………………………………………</w:t>
-      </w:r>
-    </w:p>
-    <w:p>
-      <w:pPr>
-        <w:jc w:val="center"/>
-        <w:rPr>
-          <w:rFonts w:cs="Times New Roman"/>
-          <w:szCs w:val="26"/>
-        </w:rPr>
-      </w:pPr>
-      <w:r>
-        <w:rPr>
-          <w:rFonts w:cs="Times New Roman"/>
-          <w:szCs w:val="26"/>
-        </w:rPr>
-        <w:t>……………………………………………………………………………………………</w:t>
-      </w:r>
-    </w:p>
-    <w:p>
-      <w:pPr>
-        <w:jc w:val="center"/>
-        <w:rPr>
-          <w:rFonts w:cs="Times New Roman"/>
-          <w:szCs w:val="26"/>
-        </w:rPr>
-      </w:pPr>
-      <w:r>
-        <w:rPr>
-          <w:rFonts w:cs="Times New Roman"/>
-          <w:szCs w:val="26"/>
-        </w:rPr>
-        <w:t>……………………………………………………………………………………………</w:t>
-      </w:r>
-    </w:p>
-    <w:p>
-      <w:pPr>
-        <w:jc w:val="center"/>
-        <w:rPr>
-          <w:rFonts w:cs="Times New Roman"/>
-          <w:szCs w:val="26"/>
-        </w:rPr>
-      </w:pPr>
-      <w:r>
-        <w:rPr>
-          <w:rFonts w:cs="Times New Roman"/>
-          <w:szCs w:val="26"/>
-        </w:rPr>
-        <w:t>……………………………………………………………………………………………</w:t>
-      </w:r>
-    </w:p>
-    <w:p>
-      <w:pPr>
-        <w:jc w:val="center"/>
-        <w:rPr>
-          <w:rFonts w:cs="Times New Roman"/>
-          <w:szCs w:val="26"/>
-        </w:rPr>
-      </w:pPr>
-      <w:r>
-        <w:rPr>
-          <w:rFonts w:cs="Times New Roman"/>
+        <w:rPr>
+          <w:rFonts w:cs="Times New Roman"/>
+          <w:b/>
+          <w:bCs/>
+          <w:szCs w:val="26"/>
+        </w:rPr>
+      </w:pPr>
+      <w:r>
+        <w:rPr>
+          <w:rFonts w:cs="Times New Roman"/>
+          <w:b/>
+          <w:bCs/>
+          <w:szCs w:val="26"/>
+        </w:rPr>
+        <w:t>……………………………………………………………………………………………………………………………………………………………………………………</w:t>
+      </w:r>
+    </w:p>
+    <w:p>
+      <w:pPr>
+        <w:rPr>
+          <w:rFonts w:cs="Times New Roman"/>
+          <w:b/>
+          <w:bCs/>
+          <w:szCs w:val="26"/>
+        </w:rPr>
+      </w:pPr>
+      <w:r>
+        <w:rPr>
+          <w:rFonts w:cs="Times New Roman"/>
+          <w:b/>
+          <w:bCs/>
+          <w:szCs w:val="26"/>
+        </w:rPr>
+        <w:t>…………………………………………………………………………………………</w:t>
+      </w:r>
+    </w:p>
+    <w:p>
+      <w:pPr>
+        <w:rPr>
+          <w:rFonts w:cs="Times New Roman"/>
+          <w:b/>
+          <w:bCs/>
+          <w:szCs w:val="26"/>
+        </w:rPr>
+      </w:pPr>
+      <w:r>
+        <w:rPr>
+          <w:rFonts w:cs="Times New Roman"/>
+          <w:b/>
+          <w:bCs/>
+          <w:szCs w:val="26"/>
+        </w:rPr>
+        <w:t>…………………………………………………………………………………………</w:t>
+      </w:r>
+    </w:p>
+    <w:p>
+      <w:pPr>
+        <w:rPr>
+          <w:rFonts w:cs="Times New Roman"/>
+          <w:b/>
+          <w:bCs/>
+          <w:szCs w:val="26"/>
+        </w:rPr>
+      </w:pPr>
+      <w:r>
+        <w:rPr>
+          <w:rFonts w:cs="Times New Roman"/>
+          <w:b/>
+          <w:bCs/>
+          <w:szCs w:val="26"/>
+        </w:rPr>
+        <w:t>…………………………………………………………………………………………</w:t>
+      </w:r>
+    </w:p>
+    <w:p>
+      <w:pPr>
+        <w:rPr>
+          <w:rFonts w:cs="Times New Roman"/>
+          <w:b/>
+          <w:bCs/>
+          <w:szCs w:val="26"/>
+        </w:rPr>
+      </w:pPr>
+      <w:r>
+        <w:rPr>
+          <w:rFonts w:cs="Times New Roman"/>
+          <w:b/>
+          <w:bCs/>
           <w:szCs w:val="26"/>
         </w:rPr>
         <w:t>…………………………………………………………………………………………...</w:t>
@@ -1091,15 +1411,18 @@
     </w:p>
     <w:p>
       <w:pPr>
-        <w:jc w:val="right"/>
-        <w:rPr>
-          <w:rFonts w:cs="Times New Roman"/>
-          <w:szCs w:val="26"/>
-        </w:rPr>
-      </w:pPr>
-      <w:r>
-        <w:rPr>
-          <w:rFonts w:cs="Times New Roman"/>
+        <w:rPr>
+          <w:rFonts w:cs="Times New Roman"/>
+          <w:b/>
+          <w:bCs/>
+          <w:szCs w:val="26"/>
+        </w:rPr>
+      </w:pPr>
+      <w:r>
+        <w:rPr>
+          <w:rFonts w:cs="Times New Roman"/>
+          <w:b/>
+          <w:bCs/>
           <w:szCs w:val="26"/>
         </w:rPr>
         <w:t>Ngày…….tháng…….năm……</w:t>
@@ -1107,10 +1430,10 @@
     </w:p>
     <w:p>
       <w:pPr>
-        <w:ind w:left="6521"/>
-        <w:jc w:val="left"/>
-        <w:rPr>
-          <w:rFonts w:cs="Times New Roman"/>
+        <w:rPr>
+          <w:rFonts w:cs="Times New Roman"/>
+          <w:b/>
+          <w:bCs/>
           <w:szCs w:val="26"/>
         </w:rPr>
       </w:pPr>
@@ -1132,71 +1455,107 @@
         </w:rPr>
         <w:br/>
       </w:r>
-    </w:p>
-    <w:p>
-      <w:pPr>
-        <w:jc w:val="left"/>
-        <w:rPr>
-          <w:rFonts w:cs="Times New Roman"/>
-          <w:szCs w:val="26"/>
-        </w:rPr>
-      </w:pPr>
-      <w:r>
-        <w:rPr>
-          <w:rFonts w:cs="Times New Roman"/>
-          <w:szCs w:val="26"/>
-        </w:rPr>
-        <w:br w:type="page"/>
-      </w:r>
-    </w:p>
-    <w:p>
-      <w:pPr>
-        <w:rPr>
-          <w:rFonts w:cs="Times New Roman"/>
-          <w:szCs w:val="26"/>
-        </w:rPr>
-      </w:pPr>
-      <w:r>
-        <w:rPr>
-          <w:rFonts w:cs="Times New Roman"/>
+      <w:r>
+        <w:rPr>
+          <w:rFonts w:cs="Times New Roman"/>
+          <w:b/>
+          <w:bCs/>
+          <w:szCs w:val="26"/>
+        </w:rPr>
+        <w:br/>
+      </w:r>
+      <w:r>
+        <w:rPr>
+          <w:rFonts w:cs="Times New Roman"/>
+          <w:b/>
+          <w:bCs/>
+          <w:szCs w:val="26"/>
+        </w:rPr>
+        <w:br/>
+      </w:r>
+    </w:p>
+    <w:p>
+      <w:pPr>
+        <w:rPr>
+          <w:rFonts w:cs="Times New Roman"/>
+          <w:b/>
+          <w:bCs/>
+          <w:szCs w:val="26"/>
+        </w:rPr>
+      </w:pPr>
+    </w:p>
+    <w:p>
+      <w:pPr>
+        <w:rPr>
+          <w:rFonts w:cs="Times New Roman"/>
+          <w:b/>
+          <w:bCs/>
+          <w:szCs w:val="26"/>
+        </w:rPr>
+      </w:pPr>
+      <w:r>
+        <w:rPr>
+          <w:rFonts w:cs="Times New Roman"/>
+          <w:b/>
+          <w:bCs/>
+          <w:szCs w:val="26"/>
+        </w:rPr>
+        <w:t> </w:t>
+      </w:r>
+    </w:p>
+    <w:p>
+      <w:pPr>
+        <w:rPr>
+          <w:rFonts w:cs="Times New Roman"/>
+          <w:b/>
+          <w:bCs/>
+          <w:szCs w:val="26"/>
+        </w:rPr>
+      </w:pPr>
+      <w:r>
+        <w:rPr>
+          <w:rFonts w:cs="Times New Roman"/>
+          <w:b/>
+          <w:bCs/>
           <w:szCs w:val="26"/>
         </w:rPr>
         <w:lastRenderedPageBreak/>
-        <w:t>HỆ THỐNG KIỂM THỬ XÂM NHẬP ỨNG DỤNG WEB</w:t>
-      </w:r>
-      <w:r>
-        <w:rPr>
-          <w:rFonts w:cs="Times New Roman"/>
-          <w:szCs w:val="26"/>
-        </w:rPr>
-        <w:t xml:space="preserve"> </w:t>
-      </w:r>
-      <w:r>
-        <w:rPr>
-          <w:rFonts w:cs="Times New Roman"/>
-          <w:szCs w:val="26"/>
-        </w:rPr>
-        <w:t>CÓ SỬ DỤNG AI AGENT</w:t>
-      </w:r>
-    </w:p>
-    <w:p>
-      <w:pPr>
-        <w:rPr>
-          <w:rFonts w:cs="Times New Roman"/>
-          <w:szCs w:val="26"/>
-        </w:rPr>
-      </w:pPr>
-    </w:p>
-    <w:p>
-      <w:pPr>
-        <w:rPr>
-          <w:rFonts w:cs="Times New Roman"/>
-          <w:szCs w:val="26"/>
-        </w:rPr>
-      </w:pPr>
-      <w:r>
-        <w:rPr>
-          <w:rFonts w:cs="Times New Roman"/>
+        <w:t>HỆ THỐNG KIỂM THỬ XÂM NHẬP ỨNG DỤNG WEB CÓ SỬ DỤNG AI AGENT</w:t>
+      </w:r>
+    </w:p>
+    <w:p>
+      <w:pPr>
+        <w:rPr>
+          <w:rFonts w:cs="Times New Roman"/>
+          <w:b/>
+          <w:bCs/>
+          <w:szCs w:val="26"/>
+        </w:rPr>
+      </w:pPr>
+      <w:r>
+        <w:rPr>
+          <w:rFonts w:cs="Times New Roman"/>
+          <w:b/>
+          <w:bCs/>
+          <w:szCs w:val="26"/>
+        </w:rPr>
+        <w:t> </w:t>
+      </w:r>
+    </w:p>
+    <w:p>
+      <w:pPr>
+        <w:rPr>
+          <w:rFonts w:cs="Times New Roman"/>
+          <w:b/>
+          <w:bCs/>
+          <w:szCs w:val="26"/>
+        </w:rPr>
+      </w:pPr>
+      <w:r>
+        <w:rPr>
+          <w:rFonts w:cs="Times New Roman"/>
+          <w:b/>
+          <w:bCs/>
           <w:szCs w:val="26"/>
         </w:rPr>
         <w:t>TRANG PHỤ BÌA</w:t>
@@ -1206,12 +1565,16 @@
       <w:pPr>
         <w:rPr>
           <w:rFonts w:cs="Times New Roman"/>
-          <w:szCs w:val="26"/>
-        </w:rPr>
-      </w:pPr>
-      <w:r>
-        <w:rPr>
-          <w:rFonts w:cs="Times New Roman"/>
+          <w:b/>
+          <w:bCs/>
+          <w:szCs w:val="26"/>
+        </w:rPr>
+      </w:pPr>
+      <w:r>
+        <w:rPr>
+          <w:rFonts w:cs="Times New Roman"/>
+          <w:b/>
+          <w:bCs/>
           <w:szCs w:val="26"/>
         </w:rPr>
         <w:t>NHẬN XÉT CỦA GIẢNG VIÊN HƯỚNG DẪN</w:t>
@@ -1221,12 +1584,16 @@
       <w:pPr>
         <w:rPr>
           <w:rFonts w:cs="Times New Roman"/>
-          <w:szCs w:val="26"/>
-        </w:rPr>
-      </w:pPr>
-      <w:r>
-        <w:rPr>
-          <w:rFonts w:cs="Times New Roman"/>
+          <w:b/>
+          <w:bCs/>
+          <w:szCs w:val="26"/>
+        </w:rPr>
+      </w:pPr>
+      <w:r>
+        <w:rPr>
+          <w:rFonts w:cs="Times New Roman"/>
+          <w:b/>
+          <w:bCs/>
           <w:szCs w:val="26"/>
         </w:rPr>
         <w:t>LỜI CẢM ƠN</w:t>
@@ -1236,12 +1603,16 @@
       <w:pPr>
         <w:rPr>
           <w:rFonts w:cs="Times New Roman"/>
-          <w:szCs w:val="26"/>
-        </w:rPr>
-      </w:pPr>
-      <w:r>
-        <w:rPr>
-          <w:rFonts w:cs="Times New Roman"/>
+          <w:b/>
+          <w:bCs/>
+          <w:szCs w:val="26"/>
+        </w:rPr>
+      </w:pPr>
+      <w:r>
+        <w:rPr>
+          <w:rFonts w:cs="Times New Roman"/>
+          <w:b/>
+          <w:bCs/>
           <w:szCs w:val="26"/>
         </w:rPr>
         <w:t>MỤC LỤC</w:t>
@@ -1251,12 +1622,16 @@
       <w:pPr>
         <w:rPr>
           <w:rFonts w:cs="Times New Roman"/>
-          <w:szCs w:val="26"/>
-        </w:rPr>
-      </w:pPr>
-      <w:r>
-        <w:rPr>
-          <w:rFonts w:cs="Times New Roman"/>
+          <w:b/>
+          <w:bCs/>
+          <w:szCs w:val="26"/>
+        </w:rPr>
+      </w:pPr>
+      <w:r>
+        <w:rPr>
+          <w:rFonts w:cs="Times New Roman"/>
+          <w:b/>
+          <w:bCs/>
           <w:szCs w:val="26"/>
         </w:rPr>
         <w:t>DANH MỤC CÁC TỪ VIẾT TẮT</w:t>
@@ -1266,12 +1641,16 @@
       <w:pPr>
         <w:rPr>
           <w:rFonts w:cs="Times New Roman"/>
-          <w:szCs w:val="26"/>
-        </w:rPr>
-      </w:pPr>
-      <w:r>
-        <w:rPr>
-          <w:rFonts w:cs="Times New Roman"/>
+          <w:b/>
+          <w:bCs/>
+          <w:szCs w:val="26"/>
+        </w:rPr>
+      </w:pPr>
+      <w:r>
+        <w:rPr>
+          <w:rFonts w:cs="Times New Roman"/>
+          <w:b/>
+          <w:bCs/>
           <w:szCs w:val="26"/>
         </w:rPr>
         <w:t>DANH MỤC CÁC BẢNG BIỂU</w:t>
@@ -1281,12 +1660,16 @@
       <w:pPr>
         <w:rPr>
           <w:rFonts w:cs="Times New Roman"/>
-          <w:szCs w:val="26"/>
-        </w:rPr>
-      </w:pPr>
-      <w:r>
-        <w:rPr>
-          <w:rFonts w:cs="Times New Roman"/>
+          <w:b/>
+          <w:bCs/>
+          <w:szCs w:val="26"/>
+        </w:rPr>
+      </w:pPr>
+      <w:r>
+        <w:rPr>
+          <w:rFonts w:cs="Times New Roman"/>
+          <w:b/>
+          <w:bCs/>
           <w:szCs w:val="26"/>
         </w:rPr>
         <w:t>DANH MỤC CÁC HÌNH VẼ</w:t>
@@ -1296,9 +1679,20 @@
       <w:pPr>
         <w:rPr>
           <w:rFonts w:cs="Times New Roman"/>
-          <w:szCs w:val="26"/>
-        </w:rPr>
-      </w:pPr>
+          <w:b/>
+          <w:bCs/>
+          <w:szCs w:val="26"/>
+        </w:rPr>
+      </w:pPr>
+      <w:r>
+        <w:rPr>
+          <w:rFonts w:cs="Times New Roman"/>
+          <w:b/>
+          <w:bCs/>
+          <w:szCs w:val="26"/>
+        </w:rPr>
+        <w:t> </w:t>
+      </w:r>
     </w:p>
     <w:p>
       <w:pPr>
@@ -1321,117 +1715,113 @@
     </w:p>
     <w:p>
       <w:pPr>
-        <w:numPr>
-          <w:ilvl w:val="0"/>
-          <w:numId w:val="1"/>
-        </w:numPr>
-        <w:rPr>
-          <w:rFonts w:cs="Times New Roman"/>
-          <w:b/>
-          <w:bCs/>
-          <w:szCs w:val="26"/>
-        </w:rPr>
-      </w:pPr>
-      <w:r>
-        <w:rPr>
-          <w:rFonts w:cs="Times New Roman"/>
-          <w:b/>
-          <w:bCs/>
-          <w:szCs w:val="26"/>
-        </w:rPr>
-        <w:t>Lí do chọn đề tài</w:t>
-      </w:r>
-    </w:p>
-    <w:p>
-      <w:pPr>
-        <w:numPr>
-          <w:ilvl w:val="0"/>
-          <w:numId w:val="2"/>
-        </w:numPr>
-        <w:rPr>
-          <w:rFonts w:cs="Times New Roman"/>
-          <w:szCs w:val="26"/>
-        </w:rPr>
-      </w:pPr>
-      <w:r>
-        <w:rPr>
-          <w:rFonts w:cs="Times New Roman"/>
-          <w:szCs w:val="26"/>
-        </w:rPr>
-        <w:t>Thực trạng gia tăng các lỗ hổng bảo mật trên ứng dụng Web hiện đại</w:t>
-      </w:r>
-    </w:p>
-    <w:p>
-      <w:pPr>
-        <w:numPr>
-          <w:ilvl w:val="0"/>
-          <w:numId w:val="2"/>
-        </w:numPr>
-        <w:rPr>
-          <w:rFonts w:cs="Times New Roman"/>
-          <w:szCs w:val="26"/>
-        </w:rPr>
-      </w:pPr>
-      <w:r>
-        <w:rPr>
-          <w:rFonts w:cs="Times New Roman"/>
-          <w:szCs w:val="26"/>
-        </w:rPr>
-        <w:t>Thách thức của quy trình kiểm thử xâm nhập (Penetration Testing) thủ công</w:t>
-      </w:r>
-    </w:p>
-    <w:p>
-      <w:pPr>
-        <w:numPr>
-          <w:ilvl w:val="0"/>
-          <w:numId w:val="2"/>
-        </w:numPr>
-        <w:rPr>
-          <w:rFonts w:cs="Times New Roman"/>
-          <w:szCs w:val="26"/>
-        </w:rPr>
-      </w:pPr>
-      <w:r>
-        <w:rPr>
-          <w:rFonts w:cs="Times New Roman"/>
-          <w:szCs w:val="26"/>
-        </w:rPr>
-        <w:t>Xu hướng ứng dụng Trí tuệ nhân tạo và AI Agent trong An toàn thông tin</w:t>
-      </w:r>
-    </w:p>
-    <w:p>
-      <w:pPr>
-        <w:numPr>
-          <w:ilvl w:val="0"/>
-          <w:numId w:val="1"/>
-        </w:numPr>
-        <w:rPr>
-          <w:rFonts w:cs="Times New Roman"/>
-          <w:b/>
-          <w:bCs/>
-          <w:szCs w:val="26"/>
-        </w:rPr>
-      </w:pPr>
-      <w:r>
-        <w:rPr>
-          <w:rFonts w:cs="Times New Roman"/>
-          <w:b/>
-          <w:bCs/>
-          <w:szCs w:val="26"/>
-        </w:rPr>
-        <w:t>Mục tiêu nghiên cứu</w:t>
-      </w:r>
-    </w:p>
-    <w:p>
-      <w:pPr>
-        <w:rPr>
-          <w:rFonts w:cs="Times New Roman"/>
-          <w:szCs w:val="26"/>
-        </w:rPr>
-      </w:pPr>
-      <w:r>
-        <w:rPr>
-          <w:rFonts w:cs="Times New Roman"/>
+        <w:rPr>
+          <w:rFonts w:cs="Times New Roman"/>
+          <w:b/>
+          <w:bCs/>
+          <w:szCs w:val="26"/>
+        </w:rPr>
+      </w:pPr>
+      <w:r>
+        <w:rPr>
+          <w:rFonts w:cs="Times New Roman"/>
+          <w:b/>
+          <w:bCs/>
+          <w:szCs w:val="26"/>
+        </w:rPr>
+        <w:t>1. Lí do chọn đề tài</w:t>
+      </w:r>
+    </w:p>
+    <w:p>
+      <w:pPr>
+        <w:rPr>
+          <w:rFonts w:cs="Times New Roman"/>
+          <w:b/>
+          <w:bCs/>
+          <w:szCs w:val="26"/>
+        </w:rPr>
+      </w:pPr>
+      <w:r>
+        <w:rPr>
+          <w:rFonts w:cs="Times New Roman"/>
+          <w:b/>
+          <w:bCs/>
+          <w:szCs w:val="26"/>
+        </w:rPr>
+        <w:t>·         Thực trạng gia tăng các lỗ hổng bảo mật trên ứng dụng Web hiện đại</w:t>
+      </w:r>
+    </w:p>
+    <w:p>
+      <w:pPr>
+        <w:rPr>
+          <w:rFonts w:cs="Times New Roman"/>
+          <w:b/>
+          <w:bCs/>
+          <w:szCs w:val="26"/>
+        </w:rPr>
+      </w:pPr>
+      <w:r>
+        <w:rPr>
+          <w:rFonts w:cs="Times New Roman"/>
+          <w:b/>
+          <w:bCs/>
+          <w:szCs w:val="26"/>
+        </w:rPr>
+        <w:t>·         Thách thức của quy trình kiểm thử xâm nhập (Penetration Testing) thủ công</w:t>
+      </w:r>
+    </w:p>
+    <w:p>
+      <w:pPr>
+        <w:rPr>
+          <w:rFonts w:cs="Times New Roman"/>
+          <w:b/>
+          <w:bCs/>
+          <w:szCs w:val="26"/>
+        </w:rPr>
+      </w:pPr>
+      <w:r>
+        <w:rPr>
+          <w:rFonts w:cs="Times New Roman"/>
+          <w:b/>
+          <w:bCs/>
+          <w:szCs w:val="26"/>
+        </w:rPr>
+        <w:t>·         Xu hướng ứng dụng Trí tuệ nhân tạo và AI Agent trong An toàn thông tin</w:t>
+      </w:r>
+    </w:p>
+    <w:p>
+      <w:pPr>
+        <w:rPr>
+          <w:rFonts w:cs="Times New Roman"/>
+          <w:b/>
+          <w:bCs/>
+          <w:szCs w:val="26"/>
+        </w:rPr>
+      </w:pPr>
+      <w:r>
+        <w:rPr>
+          <w:rFonts w:cs="Times New Roman"/>
+          <w:b/>
+          <w:bCs/>
+          <w:szCs w:val="26"/>
+        </w:rPr>
+        <w:t>2. Mục tiêu nghiên cứu</w:t>
+      </w:r>
+    </w:p>
+    <w:p>
+      <w:pPr>
+        <w:rPr>
+          <w:rFonts w:cs="Times New Roman"/>
+          <w:b/>
+          <w:bCs/>
+          <w:szCs w:val="26"/>
+        </w:rPr>
+      </w:pPr>
+      <w:r>
+        <w:rPr>
+          <w:rFonts w:cs="Times New Roman"/>
+          <w:b/>
+          <w:bCs/>
           <w:szCs w:val="26"/>
         </w:rPr>
         <w:t>Nghiên cứu, thiết kế và hiện thực hệ thống kiểm thử xâm nhập ứng dụng web tự động ứng dụng kiến trúc AI Agent, có khả năng tự hành suy luận, lập kế hoạch và thực thi kiểm thử các lỗ hổng an toàn thông tin phổ biến.</w:t>
@@ -1439,37 +1829,37 @@
     </w:p>
     <w:p>
       <w:pPr>
-        <w:numPr>
-          <w:ilvl w:val="0"/>
-          <w:numId w:val="1"/>
-        </w:numPr>
-        <w:rPr>
-          <w:rFonts w:cs="Times New Roman"/>
-          <w:b/>
-          <w:bCs/>
-          <w:szCs w:val="26"/>
-        </w:rPr>
-      </w:pPr>
-      <w:r>
-        <w:rPr>
-          <w:rFonts w:cs="Times New Roman"/>
-          <w:b/>
-          <w:bCs/>
-          <w:szCs w:val="26"/>
-        </w:rPr>
-        <w:t>Đối tượng và phạm vi nghiên cứu</w:t>
-      </w:r>
-    </w:p>
-    <w:p>
-      <w:pPr>
-        <w:rPr>
-          <w:rFonts w:cs="Times New Roman"/>
-          <w:szCs w:val="26"/>
-        </w:rPr>
-      </w:pPr>
-      <w:r>
-        <w:rPr>
-          <w:rFonts w:cs="Times New Roman"/>
+        <w:rPr>
+          <w:rFonts w:cs="Times New Roman"/>
+          <w:b/>
+          <w:bCs/>
+          <w:szCs w:val="26"/>
+        </w:rPr>
+      </w:pPr>
+      <w:r>
+        <w:rPr>
+          <w:rFonts w:cs="Times New Roman"/>
+          <w:b/>
+          <w:bCs/>
+          <w:szCs w:val="26"/>
+        </w:rPr>
+        <w:t>3. Đối tượng và phạm vi nghiên cứu</w:t>
+      </w:r>
+    </w:p>
+    <w:p>
+      <w:pPr>
+        <w:rPr>
+          <w:rFonts w:cs="Times New Roman"/>
+          <w:b/>
+          <w:bCs/>
+          <w:szCs w:val="26"/>
+        </w:rPr>
+      </w:pPr>
+      <w:r>
+        <w:rPr>
+          <w:rFonts w:cs="Times New Roman"/>
+          <w:b/>
+          <w:bCs/>
           <w:szCs w:val="26"/>
         </w:rPr>
         <w:t>Đối tượng nghiên cứu:</w:t>
@@ -1477,85 +1867,75 @@
     </w:p>
     <w:p>
       <w:pPr>
-        <w:numPr>
-          <w:ilvl w:val="0"/>
-          <w:numId w:val="3"/>
-        </w:numPr>
-        <w:rPr>
-          <w:rFonts w:cs="Times New Roman"/>
-          <w:szCs w:val="26"/>
-        </w:rPr>
-      </w:pPr>
-      <w:r>
-        <w:rPr>
-          <w:rFonts w:cs="Times New Roman"/>
-          <w:szCs w:val="26"/>
-        </w:rPr>
-        <w:t>Các phương pháp và quy trình kiểm thử xâm nhập ứng dụng web</w:t>
-      </w:r>
-    </w:p>
-    <w:p>
-      <w:pPr>
-        <w:numPr>
-          <w:ilvl w:val="0"/>
-          <w:numId w:val="3"/>
-        </w:numPr>
-        <w:rPr>
-          <w:rFonts w:cs="Times New Roman"/>
-          <w:szCs w:val="26"/>
-        </w:rPr>
-      </w:pPr>
-      <w:r>
-        <w:rPr>
-          <w:rFonts w:cs="Times New Roman"/>
-          <w:szCs w:val="26"/>
-        </w:rPr>
-        <w:t>Hệ thống/Công cụ kiểm thử xâm nhập tự động ứng dụng AI Agent cho ứng dụng web.</w:t>
-      </w:r>
-    </w:p>
-    <w:p>
-      <w:pPr>
-        <w:numPr>
-          <w:ilvl w:val="0"/>
-          <w:numId w:val="3"/>
-        </w:numPr>
-        <w:rPr>
-          <w:rFonts w:cs="Times New Roman"/>
-          <w:szCs w:val="26"/>
-        </w:rPr>
-      </w:pPr>
-      <w:r>
-        <w:rPr>
-          <w:rFonts w:cs="Times New Roman"/>
-          <w:szCs w:val="26"/>
-        </w:rPr>
-        <w:t xml:space="preserve">Các ứng dụng web mục tiêu chứa lỗ hổng bảo mật được chuẩn hóa (OWASP Juice Shop, </w:t>
-      </w:r>
-      <w:r>
-        <w:rPr>
-          <w:rFonts w:cs="Times New Roman"/>
-          <w:szCs w:val="26"/>
-        </w:rPr>
-        <w:t>Webgoat</w:t>
-      </w:r>
-      <w:r>
-        <w:rPr>
-          <w:rFonts w:cs="Times New Roman"/>
-          <w:szCs w:val="26"/>
-        </w:rPr>
-        <w:t>).</w:t>
-      </w:r>
-    </w:p>
-    <w:p>
-      <w:pPr>
-        <w:rPr>
-          <w:rFonts w:cs="Times New Roman"/>
-          <w:szCs w:val="26"/>
-        </w:rPr>
-      </w:pPr>
-      <w:r>
-        <w:rPr>
-          <w:rFonts w:cs="Times New Roman"/>
+        <w:rPr>
+          <w:rFonts w:cs="Times New Roman"/>
+          <w:b/>
+          <w:bCs/>
+          <w:szCs w:val="26"/>
+        </w:rPr>
+      </w:pPr>
+      <w:r>
+        <w:rPr>
+          <w:rFonts w:cs="Times New Roman"/>
+          <w:b/>
+          <w:bCs/>
+          <w:szCs w:val="26"/>
+        </w:rPr>
+        <w:t>·         Các phương pháp và quy trình kiểm thử xâm nhập ứng dụng web</w:t>
+      </w:r>
+    </w:p>
+    <w:p>
+      <w:pPr>
+        <w:rPr>
+          <w:rFonts w:cs="Times New Roman"/>
+          <w:b/>
+          <w:bCs/>
+          <w:szCs w:val="26"/>
+        </w:rPr>
+      </w:pPr>
+      <w:r>
+        <w:rPr>
+          <w:rFonts w:cs="Times New Roman"/>
+          <w:b/>
+          <w:bCs/>
+          <w:szCs w:val="26"/>
+        </w:rPr>
+        <w:t>·         Hệ thống/Công cụ kiểm thử xâm nhập tự động ứng dụng AI Agent cho ứng dụng web.</w:t>
+      </w:r>
+    </w:p>
+    <w:p>
+      <w:pPr>
+        <w:rPr>
+          <w:rFonts w:cs="Times New Roman"/>
+          <w:b/>
+          <w:bCs/>
+          <w:szCs w:val="26"/>
+        </w:rPr>
+      </w:pPr>
+      <w:r>
+        <w:rPr>
+          <w:rFonts w:cs="Times New Roman"/>
+          <w:b/>
+          <w:bCs/>
+          <w:szCs w:val="26"/>
+        </w:rPr>
+        <w:t>·         Các ứng dụng web mục tiêu chứa lỗ hổng bảo mật được chuẩn hóa (OWASP Juice Shop, DVWA).</w:t>
+      </w:r>
+    </w:p>
+    <w:p>
+      <w:pPr>
+        <w:rPr>
+          <w:rFonts w:cs="Times New Roman"/>
+          <w:b/>
+          <w:bCs/>
+          <w:szCs w:val="26"/>
+        </w:rPr>
+      </w:pPr>
+      <w:r>
+        <w:rPr>
+          <w:rFonts w:cs="Times New Roman"/>
+          <w:b/>
+          <w:bCs/>
           <w:szCs w:val="26"/>
         </w:rPr>
         <w:t>Phạm vi nghiên cứu</w:t>
@@ -1563,33 +1943,37 @@
     </w:p>
     <w:p>
       <w:pPr>
-        <w:numPr>
-          <w:ilvl w:val="0"/>
-          <w:numId w:val="3"/>
-        </w:numPr>
-        <w:rPr>
-          <w:rFonts w:cs="Times New Roman"/>
-          <w:szCs w:val="26"/>
-        </w:rPr>
-      </w:pPr>
-      <w:r>
-        <w:rPr>
-          <w:rFonts w:cs="Times New Roman"/>
-          <w:szCs w:val="26"/>
-        </w:rPr>
-        <w:t>Giới hạn phạm vi phát hiện trong 1–2 nhóm lỗ hổng trọng tâm của OWASP Top 10 ở mức độ tiểu luận:</w:t>
-      </w:r>
-    </w:p>
-    <w:p>
-      <w:pPr>
-        <w:rPr>
-          <w:rFonts w:cs="Times New Roman"/>
-          <w:szCs w:val="26"/>
-        </w:rPr>
-      </w:pPr>
-      <w:r>
-        <w:rPr>
-          <w:rFonts w:cs="Times New Roman"/>
+        <w:rPr>
+          <w:rFonts w:cs="Times New Roman"/>
+          <w:b/>
+          <w:bCs/>
+          <w:szCs w:val="26"/>
+        </w:rPr>
+      </w:pPr>
+      <w:r>
+        <w:rPr>
+          <w:rFonts w:cs="Times New Roman"/>
+          <w:b/>
+          <w:bCs/>
+          <w:szCs w:val="26"/>
+        </w:rPr>
+        <w:t>·         Giới hạn phạm vi phát hiện trong 1–2 nhóm lỗ hổng trọng tâm của OWASP Top 10 ở mức độ tiểu luận:</w:t>
+      </w:r>
+    </w:p>
+    <w:p>
+      <w:pPr>
+        <w:rPr>
+          <w:rFonts w:cs="Times New Roman"/>
+          <w:b/>
+          <w:bCs/>
+          <w:szCs w:val="26"/>
+        </w:rPr>
+      </w:pPr>
+      <w:r>
+        <w:rPr>
+          <w:rFonts w:cs="Times New Roman"/>
+          <w:b/>
+          <w:bCs/>
           <w:szCs w:val="26"/>
         </w:rPr>
         <w:lastRenderedPageBreak/>
@@ -1600,12 +1984,16 @@
       <w:pPr>
         <w:rPr>
           <w:rFonts w:cs="Times New Roman"/>
-          <w:szCs w:val="26"/>
-        </w:rPr>
-      </w:pPr>
-      <w:r>
-        <w:rPr>
-          <w:rFonts w:cs="Times New Roman"/>
+          <w:b/>
+          <w:bCs/>
+          <w:szCs w:val="26"/>
+        </w:rPr>
+      </w:pPr>
+      <w:r>
+        <w:rPr>
+          <w:rFonts w:cs="Times New Roman"/>
+          <w:b/>
+          <w:bCs/>
           <w:szCs w:val="26"/>
         </w:rPr>
         <w:t>Nhóm 2 (Lỗi logic / Phân quyền): Broken Object Level Authorization (BOLA/IDOR).</w:t>
@@ -1613,163 +2001,388 @@
     </w:p>
     <w:p>
       <w:pPr>
-        <w:numPr>
-          <w:ilvl w:val="0"/>
-          <w:numId w:val="3"/>
-        </w:numPr>
-        <w:rPr>
-          <w:rFonts w:cs="Times New Roman"/>
-          <w:szCs w:val="26"/>
-        </w:rPr>
-      </w:pPr>
-      <w:r>
-        <w:rPr>
-          <w:rFonts w:cs="Times New Roman"/>
-          <w:szCs w:val="26"/>
-        </w:rPr>
-        <w:t>Tập trung vào giao thức HTTP/HTTPS, các endpoint REST API và các biểu mẫu web (HTML Forms) tiêu chuẩn.</w:t>
-      </w:r>
-    </w:p>
-    <w:p>
-      <w:pPr>
-        <w:numPr>
-          <w:ilvl w:val="0"/>
-          <w:numId w:val="3"/>
-        </w:numPr>
-        <w:rPr>
-          <w:rFonts w:cs="Times New Roman"/>
-          <w:szCs w:val="26"/>
-        </w:rPr>
-      </w:pPr>
-      <w:r>
-        <w:rPr>
-          <w:rFonts w:cs="Times New Roman"/>
-          <w:szCs w:val="26"/>
-        </w:rPr>
-        <w:t>Toàn bộ quá trình kiểm thử, đánh giá độ chính xác (Precision, Recall) được thực hiện độc lập trong môi trường Lab cục bộ (Local/Docker Container) an toàn, hợp pháp.</w:t>
-      </w:r>
-    </w:p>
-    <w:p>
-      <w:pPr>
-        <w:numPr>
-          <w:ilvl w:val="0"/>
-          <w:numId w:val="1"/>
-        </w:numPr>
-        <w:rPr>
-          <w:rFonts w:cs="Times New Roman"/>
-          <w:b/>
-          <w:bCs/>
-          <w:szCs w:val="26"/>
-        </w:rPr>
-      </w:pPr>
-      <w:r>
-        <w:rPr>
-          <w:rFonts w:cs="Times New Roman"/>
-          <w:b/>
-          <w:bCs/>
-          <w:szCs w:val="26"/>
-        </w:rPr>
-        <w:t>Phương pháp nghiên cứu</w:t>
-      </w:r>
-    </w:p>
-    <w:p>
-      <w:pPr>
-        <w:numPr>
-          <w:ilvl w:val="0"/>
-          <w:numId w:val="4"/>
-        </w:numPr>
-        <w:rPr>
-          <w:rFonts w:cs="Times New Roman"/>
-          <w:szCs w:val="26"/>
-        </w:rPr>
-      </w:pPr>
-      <w:r>
-        <w:rPr>
-          <w:rFonts w:cs="Times New Roman"/>
-          <w:szCs w:val="26"/>
-        </w:rPr>
-        <w:t>Phương pháp nghiên cứu lý thuyết</w:t>
-      </w:r>
-    </w:p>
-    <w:p>
-      <w:pPr>
-        <w:numPr>
-          <w:ilvl w:val="0"/>
-          <w:numId w:val="4"/>
-        </w:numPr>
-        <w:rPr>
-          <w:rFonts w:cs="Times New Roman"/>
-          <w:szCs w:val="26"/>
-        </w:rPr>
-      </w:pPr>
-      <w:r>
-        <w:rPr>
-          <w:rFonts w:cs="Times New Roman"/>
-          <w:szCs w:val="26"/>
-        </w:rPr>
-        <w:t>Phương pháp nghiên cứu thực nghiệm &amp; Kỹ thuật</w:t>
-      </w:r>
-    </w:p>
-    <w:p>
-      <w:pPr>
-        <w:numPr>
-          <w:ilvl w:val="0"/>
-          <w:numId w:val="4"/>
-        </w:numPr>
-        <w:rPr>
-          <w:rFonts w:cs="Times New Roman"/>
-          <w:szCs w:val="26"/>
-        </w:rPr>
-      </w:pPr>
-      <w:r>
-        <w:rPr>
-          <w:rFonts w:cs="Times New Roman"/>
-          <w:szCs w:val="26"/>
-        </w:rPr>
-        <w:t>Phương pháp so sánh và đánh giá định lượng</w:t>
-      </w:r>
-    </w:p>
-    <w:p>
-      <w:pPr>
-        <w:numPr>
-          <w:ilvl w:val="0"/>
-          <w:numId w:val="1"/>
-        </w:numPr>
-        <w:rPr>
-          <w:rFonts w:cs="Times New Roman"/>
-          <w:b/>
-          <w:bCs/>
-          <w:szCs w:val="26"/>
-        </w:rPr>
-      </w:pPr>
-      <w:r>
-        <w:rPr>
-          <w:rFonts w:cs="Times New Roman"/>
-          <w:b/>
-          <w:bCs/>
-          <w:szCs w:val="26"/>
-        </w:rPr>
-        <w:t>Cấu truc của tiểu luận</w:t>
-      </w:r>
-    </w:p>
-    <w:p>
-      <w:pPr>
-        <w:rPr>
-          <w:rFonts w:cs="Times New Roman"/>
-          <w:szCs w:val="26"/>
-        </w:rPr>
-      </w:pPr>
-      <w:r>
-        <w:rPr>
-          <w:rFonts w:cs="Times New Roman"/>
-          <w:szCs w:val="26"/>
-        </w:rPr>
-        <w:br w:type="page"/>
-      </w:r>
-    </w:p>
-    <w:p>
-      <w:pPr>
-        <w:jc w:val="center"/>
+        <w:rPr>
+          <w:rFonts w:cs="Times New Roman"/>
+          <w:b/>
+          <w:bCs/>
+          <w:szCs w:val="26"/>
+        </w:rPr>
+      </w:pPr>
+      <w:r>
+        <w:rPr>
+          <w:rFonts w:cs="Times New Roman"/>
+          <w:b/>
+          <w:bCs/>
+          <w:szCs w:val="26"/>
+        </w:rPr>
+        <w:t>·         Tập trung vào giao thức HTTP/HTTPS, các endpoint REST API và các biểu mẫu web (HTML Forms) tiêu chuẩn.</w:t>
+      </w:r>
+    </w:p>
+    <w:p>
+      <w:pPr>
+        <w:rPr>
+          <w:rFonts w:cs="Times New Roman"/>
+          <w:b/>
+          <w:bCs/>
+          <w:szCs w:val="26"/>
+        </w:rPr>
+      </w:pPr>
+      <w:r>
+        <w:rPr>
+          <w:rFonts w:cs="Times New Roman"/>
+          <w:b/>
+          <w:bCs/>
+          <w:szCs w:val="26"/>
+        </w:rPr>
+        <w:t>·         Toàn bộ quá trình kiểm thử, đánh giá độ chính xác (Precision, Recall) được thực hiện độc lập trong môi trường Lab cục bộ (Local/Docker Container) an toàn, hợp pháp.</w:t>
+      </w:r>
+    </w:p>
+    <w:p>
+      <w:pPr>
+        <w:rPr>
+          <w:rFonts w:cs="Times New Roman"/>
+          <w:b/>
+          <w:bCs/>
+          <w:szCs w:val="26"/>
+        </w:rPr>
+      </w:pPr>
+      <w:r>
+        <w:rPr>
+          <w:rFonts w:cs="Times New Roman"/>
+          <w:b/>
+          <w:bCs/>
+          <w:szCs w:val="26"/>
+        </w:rPr>
+        <w:t>4. Phương pháp nghiên cứu</w:t>
+      </w:r>
+    </w:p>
+    <w:p>
+      <w:pPr>
+        <w:rPr>
+          <w:rFonts w:cs="Times New Roman"/>
+          <w:b/>
+          <w:bCs/>
+          <w:szCs w:val="26"/>
+        </w:rPr>
+      </w:pPr>
+      <w:r>
+        <w:rPr>
+          <w:rFonts w:cs="Times New Roman"/>
+          <w:b/>
+          <w:bCs/>
+          <w:szCs w:val="26"/>
+        </w:rPr>
+        <w:t>·         Phương pháp nghiên cứu lý thuyết</w:t>
+      </w:r>
+    </w:p>
+    <w:p>
+      <w:pPr>
+        <w:rPr>
+          <w:rFonts w:cs="Times New Roman"/>
+          <w:b/>
+          <w:bCs/>
+          <w:szCs w:val="26"/>
+        </w:rPr>
+      </w:pPr>
+      <w:r>
+        <w:rPr>
+          <w:rFonts w:cs="Times New Roman"/>
+          <w:b/>
+          <w:bCs/>
+          <w:szCs w:val="26"/>
+        </w:rPr>
+        <w:t>·         Phương pháp nghiên cứu thực nghiệm &amp; Kỹ thuật</w:t>
+      </w:r>
+    </w:p>
+    <w:p>
+      <w:pPr>
+        <w:rPr>
+          <w:rFonts w:cs="Times New Roman"/>
+          <w:b/>
+          <w:bCs/>
+          <w:szCs w:val="26"/>
+        </w:rPr>
+      </w:pPr>
+      <w:r>
+        <w:rPr>
+          <w:rFonts w:cs="Times New Roman"/>
+          <w:b/>
+          <w:bCs/>
+          <w:szCs w:val="26"/>
+        </w:rPr>
+        <w:t>·         Phương pháp so sánh và đánh giá định lượng</w:t>
+      </w:r>
+    </w:p>
+    <w:p>
+      <w:pPr>
+        <w:rPr>
+          <w:rFonts w:cs="Times New Roman"/>
+          <w:b/>
+          <w:bCs/>
+          <w:szCs w:val="26"/>
+        </w:rPr>
+      </w:pPr>
+      <w:r>
+        <w:rPr>
+          <w:rFonts w:cs="Times New Roman"/>
+          <w:b/>
+          <w:bCs/>
+          <w:szCs w:val="26"/>
+        </w:rPr>
+        <w:t>5. Cấu trúc của tiểu luận</w:t>
+      </w:r>
+    </w:p>
+    <w:p>
+      <w:pPr>
+        <w:rPr>
+          <w:rFonts w:cs="Times New Roman"/>
+          <w:b/>
+          <w:bCs/>
+          <w:szCs w:val="26"/>
+        </w:rPr>
+      </w:pPr>
+      <w:r>
+        <w:rPr>
+          <w:rFonts w:cs="Times New Roman"/>
+          <w:b/>
+          <w:bCs/>
+          <w:szCs w:val="26"/>
+        </w:rPr>
+        <w:t>NỘI DUNG</w:t>
+      </w:r>
+    </w:p>
+    <w:p>
+      <w:pPr>
+        <w:rPr>
+          <w:rFonts w:cs="Times New Roman"/>
+          <w:b/>
+          <w:bCs/>
+          <w:szCs w:val="26"/>
+        </w:rPr>
+      </w:pPr>
+      <w:r>
+        <w:rPr>
+          <w:rFonts w:cs="Times New Roman"/>
+          <w:b/>
+          <w:bCs/>
+          <w:szCs w:val="26"/>
+        </w:rPr>
+        <w:t>CHƯƠNG 1: CƠ SỞ LÝ THUYẾT VỀ KIỂM THỬ XÂM NHẬP WEB VÀ AI AGENT</w:t>
+      </w:r>
+    </w:p>
+    <w:p>
+      <w:pPr>
+        <w:rPr>
+          <w:rFonts w:cs="Times New Roman"/>
+          <w:b/>
+          <w:bCs/>
+          <w:szCs w:val="26"/>
+        </w:rPr>
+      </w:pPr>
+      <w:r>
+        <w:rPr>
+          <w:rFonts w:cs="Times New Roman"/>
+          <w:b/>
+          <w:bCs/>
+          <w:szCs w:val="26"/>
+        </w:rPr>
+        <w:t>    1.1. Tổng quan về Kiểm thử xâm nhập ứng dụng Web</w:t>
+      </w:r>
+    </w:p>
+    <w:p>
+      <w:pPr>
+        <w:rPr>
+          <w:rFonts w:cs="Times New Roman"/>
+          <w:b/>
+          <w:bCs/>
+          <w:szCs w:val="26"/>
+        </w:rPr>
+      </w:pPr>
+      <w:r>
+        <w:rPr>
+          <w:rFonts w:cs="Times New Roman"/>
+          <w:b/>
+          <w:bCs/>
+          <w:szCs w:val="26"/>
+        </w:rPr>
+        <w:t>        1.1.1. Khái niệm và Phân loại kiểm thử an toàn thông tin</w:t>
+      </w:r>
+    </w:p>
+    <w:p>
+      <w:pPr>
+        <w:rPr>
+          <w:rFonts w:cs="Times New Roman"/>
+          <w:b/>
+          <w:bCs/>
+          <w:szCs w:val="26"/>
+        </w:rPr>
+      </w:pPr>
+      <w:r>
+        <w:rPr>
+          <w:rFonts w:cs="Times New Roman"/>
+          <w:b/>
+          <w:bCs/>
+          <w:szCs w:val="26"/>
+        </w:rPr>
+        <w:t>        1.1.2. Quy trình chuẩn kiểm thử xâm nhập</w:t>
+      </w:r>
+    </w:p>
+    <w:p>
+      <w:pPr>
+        <w:rPr>
+          <w:rFonts w:cs="Times New Roman"/>
+          <w:b/>
+          <w:bCs/>
+          <w:szCs w:val="26"/>
+        </w:rPr>
+      </w:pPr>
+      <w:r>
+        <w:rPr>
+          <w:rFonts w:cs="Times New Roman"/>
+          <w:b/>
+          <w:bCs/>
+          <w:szCs w:val="26"/>
+        </w:rPr>
+        <w:t>        1.1.3. Hạn chế của các công cụ kiểm thử tự động truyền thống </w:t>
+      </w:r>
+    </w:p>
+    <w:p>
+      <w:pPr>
+        <w:rPr>
+          <w:rFonts w:cs="Times New Roman"/>
+          <w:b/>
+          <w:bCs/>
+          <w:szCs w:val="26"/>
+        </w:rPr>
+      </w:pPr>
+      <w:r>
+        <w:rPr>
+          <w:rFonts w:cs="Times New Roman"/>
+          <w:b/>
+          <w:bCs/>
+          <w:szCs w:val="26"/>
+        </w:rPr>
+        <w:t>    1.2. Các nhóm lỗ hổng trong OWASP Top 10  </w:t>
+      </w:r>
+    </w:p>
+    <w:p>
+      <w:pPr>
+        <w:rPr>
+          <w:rFonts w:cs="Times New Roman"/>
+          <w:b/>
+          <w:bCs/>
+          <w:szCs w:val="26"/>
+        </w:rPr>
+      </w:pPr>
+      <w:r>
+        <w:rPr>
+          <w:rFonts w:cs="Times New Roman"/>
+          <w:b/>
+          <w:bCs/>
+          <w:szCs w:val="26"/>
+        </w:rPr>
+        <w:tab/>
+        <w:t>-  SQL Injection</w:t>
+      </w:r>
+    </w:p>
+    <w:p>
+      <w:pPr>
+        <w:rPr>
+          <w:rFonts w:cs="Times New Roman"/>
+          <w:b/>
+          <w:bCs/>
+          <w:szCs w:val="26"/>
+        </w:rPr>
+      </w:pPr>
+      <w:r>
+        <w:rPr>
+          <w:rFonts w:cs="Times New Roman"/>
+          <w:b/>
+          <w:bCs/>
+          <w:szCs w:val="26"/>
+        </w:rPr>
+        <w:t>        </w:t>
+      </w:r>
+      <w:r>
+        <w:rPr>
+          <w:rFonts w:cs="Times New Roman"/>
+          <w:b/>
+          <w:bCs/>
+          <w:szCs w:val="26"/>
+        </w:rPr>
+        <w:tab/>
+        <w:t>-  Cross-Site Scripting - XSS</w:t>
+      </w:r>
+    </w:p>
+    <w:p>
+      <w:pPr>
+        <w:rPr>
+          <w:rFonts w:cs="Times New Roman"/>
+          <w:b/>
+          <w:bCs/>
+          <w:szCs w:val="26"/>
+        </w:rPr>
+      </w:pPr>
+      <w:r>
+        <w:rPr>
+          <w:rFonts w:cs="Times New Roman"/>
+          <w:b/>
+          <w:bCs/>
+          <w:szCs w:val="26"/>
+        </w:rPr>
+        <w:t>        </w:t>
+      </w:r>
+      <w:r>
+        <w:rPr>
+          <w:rFonts w:cs="Times New Roman"/>
+          <w:b/>
+          <w:bCs/>
+          <w:szCs w:val="26"/>
+        </w:rPr>
+        <w:tab/>
+        <w:t>- Lỗi phân quyền cấp đối tượng (Broken Object Level Authorization - BOLA/IDOR)</w:t>
+      </w:r>
+    </w:p>
+    <w:p>
+      <w:pPr>
+        <w:rPr>
+          <w:rFonts w:cs="Times New Roman"/>
+          <w:b/>
+          <w:bCs/>
+          <w:szCs w:val="26"/>
+        </w:rPr>
+      </w:pPr>
+      <w:r>
+        <w:rPr>
+          <w:rFonts w:cs="Times New Roman"/>
+          <w:b/>
+          <w:bCs/>
+          <w:szCs w:val="26"/>
+        </w:rPr>
+        <w:t>    1.3. Mô hình ngôn ngữ lớn (LLM) và Cơ chế kích hoạt công cụ </w:t>
+      </w:r>
+    </w:p>
+    <w:p>
+      <w:pPr>
+        <w:rPr>
+          <w:rFonts w:cs="Times New Roman"/>
+          <w:b/>
+          <w:bCs/>
+          <w:szCs w:val="26"/>
+        </w:rPr>
+      </w:pPr>
+      <w:r>
+        <w:rPr>
+          <w:rFonts w:cs="Times New Roman"/>
+          <w:b/>
+          <w:bCs/>
+          <w:szCs w:val="26"/>
+        </w:rPr>
+        <w:t>        1.2.1. Khái quát về LLM và khả năng suy luận logic trong kiểm thử an toàn thông tin </w:t>
+      </w:r>
+    </w:p>
+    <w:p>
+      <w:pPr>
         <w:rPr>
           <w:rFonts w:cs="Times New Roman"/>
           <w:b/>
@@ -1785,272 +2398,132 @@
           <w:szCs w:val="26"/>
         </w:rPr>
         <w:lastRenderedPageBreak/>
-        <w:t>NỘI DUNG</w:t>
-      </w:r>
-    </w:p>
-    <w:p>
-      <w:pPr>
-        <w:rPr>
-          <w:rFonts w:cs="Times New Roman"/>
-          <w:b/>
-          <w:bCs/>
-          <w:szCs w:val="26"/>
-        </w:rPr>
-      </w:pPr>
-      <w:r>
-        <w:rPr>
-          <w:rFonts w:cs="Times New Roman"/>
-          <w:b/>
-          <w:bCs/>
-          <w:szCs w:val="26"/>
-        </w:rPr>
-        <w:t>CHƯƠNG 1: CƠ SỞ LÝ THUYẾT VÀ CÁC CÔNG NGHỆ LIÊN QUAN</w:t>
-      </w:r>
-    </w:p>
-    <w:p>
-      <w:pPr>
-        <w:rPr>
-          <w:rFonts w:cs="Times New Roman"/>
-          <w:b/>
-          <w:bCs/>
-          <w:szCs w:val="26"/>
-        </w:rPr>
-      </w:pPr>
-      <w:r>
-        <w:rPr>
-          <w:rFonts w:cs="Times New Roman"/>
-          <w:b/>
-          <w:bCs/>
-          <w:szCs w:val="26"/>
-        </w:rPr>
-        <w:t xml:space="preserve">    1.1. Tổng quan về Kiểm thử xâm nhập ứng dụng Web </w:t>
-      </w:r>
-    </w:p>
-    <w:p>
-      <w:pPr>
-        <w:rPr>
-          <w:rFonts w:cs="Times New Roman"/>
-          <w:szCs w:val="26"/>
-        </w:rPr>
-      </w:pPr>
-      <w:r>
-        <w:rPr>
-          <w:rFonts w:cs="Times New Roman"/>
-          <w:szCs w:val="26"/>
-        </w:rPr>
-        <w:t xml:space="preserve">        1.1.1. Quy trình chuẩn kiểm thử xâm nhập (Reconnaissance -&gt; Scanning -&gt; Exploitation -&gt; Reporting)</w:t>
-      </w:r>
-    </w:p>
-    <w:p>
-      <w:pPr>
-        <w:rPr>
-          <w:rFonts w:cs="Times New Roman"/>
-          <w:szCs w:val="26"/>
-        </w:rPr>
-      </w:pPr>
-      <w:r>
-        <w:rPr>
-          <w:rFonts w:cs="Times New Roman"/>
-          <w:szCs w:val="26"/>
-        </w:rPr>
-        <w:t xml:space="preserve">        1.1.2. Các nhóm lỗ hổng mục tiêu theo OWASP Top 10</w:t>
-      </w:r>
-    </w:p>
-    <w:p>
-      <w:pPr>
-        <w:rPr>
-          <w:rFonts w:cs="Times New Roman"/>
-          <w:szCs w:val="26"/>
-        </w:rPr>
-      </w:pPr>
-      <w:r>
-        <w:rPr>
-          <w:rFonts w:cs="Times New Roman"/>
-          <w:szCs w:val="26"/>
-        </w:rPr>
-        <w:t xml:space="preserve">            -  SQL Injection</w:t>
-      </w:r>
-    </w:p>
-    <w:p>
-      <w:pPr>
-        <w:rPr>
-          <w:rFonts w:cs="Times New Roman"/>
-          <w:szCs w:val="26"/>
-        </w:rPr>
-      </w:pPr>
-      <w:r>
-        <w:rPr>
-          <w:rFonts w:cs="Times New Roman"/>
-          <w:szCs w:val="26"/>
-        </w:rPr>
-        <w:t xml:space="preserve">            -  Cross-Site Scripting - XSS</w:t>
-      </w:r>
-    </w:p>
-    <w:p>
-      <w:pPr>
-        <w:rPr>
-          <w:rFonts w:cs="Times New Roman"/>
-          <w:szCs w:val="26"/>
-        </w:rPr>
-      </w:pPr>
-      <w:r>
-        <w:rPr>
-          <w:rFonts w:cs="Times New Roman"/>
-          <w:szCs w:val="26"/>
-        </w:rPr>
-        <w:t xml:space="preserve">            - Lỗi phân quyền cấp đối tượng (Broken Object Level Authorization - BOLA/IDOR)</w:t>
-      </w:r>
-    </w:p>
-    <w:p>
-      <w:pPr>
-        <w:rPr>
-          <w:rFonts w:cs="Times New Roman"/>
-          <w:b/>
-          <w:bCs/>
-          <w:szCs w:val="26"/>
-        </w:rPr>
-      </w:pPr>
-      <w:r>
-        <w:rPr>
-          <w:rFonts w:cs="Times New Roman"/>
-          <w:b/>
-          <w:bCs/>
-          <w:szCs w:val="26"/>
-        </w:rPr>
-        <w:t xml:space="preserve">    1.2. Mô hình ngôn ngữ lớn (LLM) và Mô hình DeepSeek</w:t>
-      </w:r>
-    </w:p>
-    <w:p>
-      <w:pPr>
-        <w:rPr>
-          <w:rFonts w:cs="Times New Roman"/>
-          <w:szCs w:val="26"/>
-        </w:rPr>
-      </w:pPr>
-      <w:r>
-        <w:rPr>
-          <w:rFonts w:cs="Times New Roman"/>
-          <w:szCs w:val="26"/>
-        </w:rPr>
-        <w:t xml:space="preserve">        1.2.1. Tổng quan về mô hình ngôn ngữ lớn và khả năng suy luận logic</w:t>
-      </w:r>
-    </w:p>
-    <w:p>
-      <w:pPr>
-        <w:rPr>
-          <w:rFonts w:cs="Times New Roman"/>
-          <w:szCs w:val="26"/>
-        </w:rPr>
-      </w:pPr>
-      <w:r>
-        <w:rPr>
-          <w:rFonts w:cs="Times New Roman"/>
-          <w:szCs w:val="26"/>
-        </w:rPr>
-        <w:t xml:space="preserve">        1.2.2. Kiến trúc và đặc thù của DeepSeek (DeepSeek-V3 / DeepSeek-R1 / DeepSeek-Coder)</w:t>
-      </w:r>
-    </w:p>
-    <w:p>
-      <w:pPr>
-        <w:rPr>
-          <w:rFonts w:cs="Times New Roman"/>
-          <w:szCs w:val="26"/>
-        </w:rPr>
-      </w:pPr>
-      <w:r>
-        <w:rPr>
-          <w:rFonts w:cs="Times New Roman"/>
-          <w:szCs w:val="26"/>
-        </w:rPr>
-        <w:t xml:space="preserve">        1.2.3. Cơ chế giao tiếp qua REST API (Authentication, Endpoint, Token Usage, Temperature)</w:t>
-      </w:r>
-    </w:p>
-    <w:p>
-      <w:pPr>
-        <w:rPr>
-          <w:rFonts w:cs="Times New Roman"/>
-          <w:szCs w:val="26"/>
-        </w:rPr>
-      </w:pPr>
-      <w:r>
-        <w:rPr>
-          <w:rFonts w:cs="Times New Roman"/>
-          <w:szCs w:val="26"/>
-        </w:rPr>
-        <w:t xml:space="preserve">        1.2.4. Kỹ thuật gọi hàm có cấu trúc (Function Calling / Tool Calling) trên DeepSeek</w:t>
-      </w:r>
-    </w:p>
-    <w:p>
-      <w:pPr>
-        <w:rPr>
-          <w:rFonts w:cs="Times New Roman"/>
-          <w:b/>
-          <w:bCs/>
-          <w:szCs w:val="26"/>
-        </w:rPr>
-      </w:pPr>
-      <w:r>
-        <w:rPr>
-          <w:rFonts w:cs="Times New Roman"/>
-          <w:b/>
-          <w:bCs/>
-          <w:szCs w:val="26"/>
-        </w:rPr>
-        <w:t xml:space="preserve">    1.3. Kiến trúc AI Agent và Mô hình tương tác ReAct</w:t>
-      </w:r>
-    </w:p>
-    <w:p>
-      <w:pPr>
-        <w:rPr>
-          <w:rFonts w:cs="Times New Roman"/>
-          <w:szCs w:val="26"/>
-        </w:rPr>
-      </w:pPr>
-      <w:r>
-        <w:rPr>
-          <w:rFonts w:cs="Times New Roman"/>
-          <w:szCs w:val="26"/>
-        </w:rPr>
-        <w:t xml:space="preserve">        1.3.1. Khái niệm AI Agent: Perception -&gt; Reasoning -&gt; Action -&gt; Observation</w:t>
-      </w:r>
-    </w:p>
-    <w:p>
-      <w:pPr>
-        <w:rPr>
-          <w:rFonts w:cs="Times New Roman"/>
-          <w:szCs w:val="26"/>
-        </w:rPr>
-      </w:pPr>
-      <w:r>
-        <w:rPr>
-          <w:rFonts w:cs="Times New Roman"/>
-          <w:szCs w:val="26"/>
-        </w:rPr>
-        <w:t xml:space="preserve">        1.3.2. Khung suy luận ReAct (Reasoning + Acting)</w:t>
-      </w:r>
-    </w:p>
-    <w:p>
-      <w:pPr>
-        <w:rPr>
-          <w:rFonts w:cs="Times New Roman"/>
-          <w:szCs w:val="26"/>
-        </w:rPr>
-      </w:pPr>
-      <w:r>
-        <w:rPr>
-          <w:rFonts w:cs="Times New Roman"/>
-          <w:szCs w:val="26"/>
-        </w:rPr>
-        <w:t xml:space="preserve">        1.3.3. Quản lý bộ nhớ và ngữ cảnh của Agent (Short-term &amp; Long-term Memory)</w:t>
-      </w:r>
-    </w:p>
-    <w:p>
-      <w:pPr>
-        <w:rPr>
-          <w:rFonts w:cs="Times New Roman"/>
-          <w:szCs w:val="26"/>
-        </w:rPr>
-      </w:pPr>
+        <w:t>        1.2.2. Cơ chế gọi hàm và xuất dữ liệu có cấu trúc (Function Calling / Structured Output) </w:t>
+      </w:r>
+    </w:p>
+    <w:p>
+      <w:pPr>
+        <w:rPr>
+          <w:rFonts w:cs="Times New Roman"/>
+          <w:b/>
+          <w:bCs/>
+          <w:szCs w:val="26"/>
+        </w:rPr>
+      </w:pPr>
+      <w:r>
+        <w:rPr>
+          <w:rFonts w:cs="Times New Roman"/>
+          <w:b/>
+          <w:bCs/>
+          <w:szCs w:val="26"/>
+        </w:rPr>
+        <w:t>        1.2.3. Khảo sát mô hình suy luận DeepSeek (DeepSeek-V3 / DeepSeek-Coder / R1) và lý do lựa chọn làm bộ não cho Agent </w:t>
+      </w:r>
+    </w:p>
+    <w:p>
+      <w:pPr>
+        <w:rPr>
+          <w:rFonts w:cs="Times New Roman"/>
+          <w:b/>
+          <w:bCs/>
+          <w:szCs w:val="26"/>
+        </w:rPr>
+      </w:pPr>
+    </w:p>
+    <w:p>
+      <w:pPr>
+        <w:rPr>
+          <w:rFonts w:cs="Times New Roman"/>
+          <w:b/>
+          <w:bCs/>
+          <w:szCs w:val="26"/>
+        </w:rPr>
+      </w:pPr>
+      <w:r>
+        <w:rPr>
+          <w:rFonts w:cs="Times New Roman"/>
+          <w:b/>
+          <w:bCs/>
+          <w:szCs w:val="26"/>
+        </w:rPr>
+        <w:t>    1.3. Kiến trúc AI Agent và Mô hình tương tác ReAct</w:t>
+      </w:r>
+    </w:p>
+    <w:p>
+      <w:pPr>
+        <w:rPr>
+          <w:rFonts w:cs="Times New Roman"/>
+          <w:b/>
+          <w:bCs/>
+          <w:szCs w:val="26"/>
+        </w:rPr>
+      </w:pPr>
+      <w:r>
+        <w:rPr>
+          <w:rFonts w:cs="Times New Roman"/>
+          <w:b/>
+          <w:bCs/>
+          <w:szCs w:val="26"/>
+        </w:rPr>
+        <w:t>        1.3.1. Khái niệm AI Agent: Perception -&gt; Reasoning -&gt; Action -&gt; Observation</w:t>
+      </w:r>
+    </w:p>
+    <w:p>
+      <w:pPr>
+        <w:rPr>
+          <w:rFonts w:cs="Times New Roman"/>
+          <w:b/>
+          <w:bCs/>
+          <w:szCs w:val="26"/>
+        </w:rPr>
+      </w:pPr>
+      <w:r>
+        <w:rPr>
+          <w:rFonts w:cs="Times New Roman"/>
+          <w:b/>
+          <w:bCs/>
+          <w:szCs w:val="26"/>
+        </w:rPr>
+        <w:t>        1.3.2. Khung suy luận ReAct (Reasoning + Acting)</w:t>
+      </w:r>
+    </w:p>
+    <w:p>
+      <w:pPr>
+        <w:rPr>
+          <w:rFonts w:cs="Times New Roman"/>
+          <w:b/>
+          <w:bCs/>
+          <w:szCs w:val="26"/>
+        </w:rPr>
+      </w:pPr>
+      <w:r>
+        <w:rPr>
+          <w:rFonts w:cs="Times New Roman"/>
+          <w:b/>
+          <w:bCs/>
+          <w:szCs w:val="26"/>
+        </w:rPr>
+        <w:t>        1.3.3. Quản lý bộ nhớ và ngữ cảnh của Agent (Short-term &amp; Long-term Memory)</w:t>
+      </w:r>
+    </w:p>
+    <w:p>
+      <w:pPr>
+        <w:rPr>
+          <w:rFonts w:cs="Times New Roman"/>
+          <w:b/>
+          <w:bCs/>
+          <w:szCs w:val="26"/>
+        </w:rPr>
+      </w:pPr>
+      <w:r>
+        <w:rPr>
+          <w:rFonts w:cs="Times New Roman"/>
+          <w:b/>
+          <w:bCs/>
+          <w:szCs w:val="26"/>
+        </w:rPr>
+        <w:t> </w:t>
+      </w:r>
     </w:p>
     <w:p>
       <w:pPr>
@@ -2087,56 +2560,266 @@
           <w:bCs/>
           <w:szCs w:val="26"/>
         </w:rPr>
-        <w:t xml:space="preserve">    2.1. Yêu cầu hệ thống</w:t>
-      </w:r>
-    </w:p>
-    <w:p>
-      <w:pPr>
-        <w:rPr>
-          <w:rFonts w:cs="Times New Roman"/>
-          <w:szCs w:val="26"/>
-        </w:rPr>
-      </w:pPr>
-      <w:r>
-        <w:rPr>
-          <w:rFonts w:cs="Times New Roman"/>
-          <w:szCs w:val="26"/>
-        </w:rPr>
-        <w:t xml:space="preserve">        2.1.1. Yêu cầu chức năng (Thu thập thông tin, lập kế hoạch, gửi payload, xác thực lỗ hổng)</w:t>
-      </w:r>
-    </w:p>
-    <w:p>
-      <w:pPr>
-        <w:rPr>
-          <w:rFonts w:cs="Times New Roman"/>
-          <w:szCs w:val="26"/>
-        </w:rPr>
-      </w:pPr>
-      <w:r>
-        <w:rPr>
-          <w:rFonts w:cs="Times New Roman"/>
-          <w:szCs w:val="26"/>
-        </w:rPr>
-        <w:t xml:space="preserve">        2.1.2. Yêu cầu phi chức năng (Độ trễ phản hồi, bảo mật API Key, giới hạn phạm vi quét - Scope)</w:t>
-      </w:r>
-    </w:p>
-    <w:p>
-      <w:pPr>
-        <w:rPr>
-          <w:rFonts w:cs="Times New Roman"/>
-          <w:b/>
-          <w:bCs/>
-          <w:szCs w:val="26"/>
-        </w:rPr>
-      </w:pPr>
-      <w:r>
-        <w:rPr>
-          <w:rFonts w:cs="Times New Roman"/>
-          <w:b/>
-          <w:bCs/>
-          <w:szCs w:val="26"/>
-        </w:rPr>
-        <w:t xml:space="preserve">    2.2. Kiến trúc tổng thể của hệ thống</w:t>
+        <w:t>    2.1. Yêu cầu hệ thống</w:t>
+      </w:r>
+    </w:p>
+    <w:p>
+      <w:pPr>
+        <w:rPr>
+          <w:rFonts w:cs="Times New Roman"/>
+          <w:b/>
+          <w:bCs/>
+          <w:szCs w:val="26"/>
+        </w:rPr>
+      </w:pPr>
+      <w:r>
+        <w:rPr>
+          <w:rFonts w:cs="Times New Roman"/>
+          <w:b/>
+          <w:bCs/>
+          <w:szCs w:val="26"/>
+        </w:rPr>
+        <w:t>        2.1.1. Yêu cầu chức năng (Thu thập thông tin, lập kế hoạch, gửi payload, xác thực lỗ hổng)</w:t>
+      </w:r>
+    </w:p>
+    <w:p>
+      <w:pPr>
+        <w:rPr>
+          <w:rFonts w:cs="Times New Roman"/>
+          <w:b/>
+          <w:bCs/>
+          <w:szCs w:val="26"/>
+        </w:rPr>
+      </w:pPr>
+      <w:r>
+        <w:rPr>
+          <w:rFonts w:cs="Times New Roman"/>
+          <w:b/>
+          <w:bCs/>
+          <w:szCs w:val="26"/>
+        </w:rPr>
+        <w:t>        2.1.2. Yêu cầu phi chức năng (Độ trễ phản hồi, bảo mật API Key, giới hạn phạm vi quét - Scope)</w:t>
+      </w:r>
+    </w:p>
+    <w:p>
+      <w:pPr>
+        <w:rPr>
+          <w:rFonts w:cs="Times New Roman"/>
+          <w:b/>
+          <w:bCs/>
+          <w:szCs w:val="26"/>
+        </w:rPr>
+      </w:pPr>
+      <w:r>
+        <w:rPr>
+          <w:rFonts w:cs="Times New Roman"/>
+          <w:b/>
+          <w:bCs/>
+          <w:szCs w:val="26"/>
+        </w:rPr>
+        <w:t>    2.2. Kiến trúc tổng thể của hệ thống</w:t>
+      </w:r>
+    </w:p>
+    <w:p>
+      <w:pPr>
+        <w:rPr>
+          <w:rFonts w:cs="Times New Roman"/>
+          <w:b/>
+          <w:bCs/>
+          <w:szCs w:val="26"/>
+        </w:rPr>
+      </w:pPr>
+      <w:r>
+        <w:rPr>
+          <w:rFonts w:cs="Times New Roman"/>
+          <w:b/>
+          <w:bCs/>
+          <w:szCs w:val="26"/>
+        </w:rPr>
+        <w:t>    2.3. Thiết kế các thành phần cốt lõi của Agent</w:t>
+      </w:r>
+    </w:p>
+    <w:p>
+      <w:pPr>
+        <w:rPr>
+          <w:rFonts w:cs="Times New Roman"/>
+          <w:b/>
+          <w:bCs/>
+          <w:szCs w:val="26"/>
+        </w:rPr>
+      </w:pPr>
+      <w:r>
+        <w:rPr>
+          <w:rFonts w:cs="Times New Roman"/>
+          <w:b/>
+          <w:bCs/>
+          <w:szCs w:val="26"/>
+        </w:rPr>
+        <w:t>        2.3.1. Trung tâm điều phối &amp; Suy luận</w:t>
+      </w:r>
+    </w:p>
+    <w:p>
+      <w:pPr>
+        <w:rPr>
+          <w:rFonts w:cs="Times New Roman"/>
+          <w:b/>
+          <w:bCs/>
+          <w:szCs w:val="26"/>
+        </w:rPr>
+      </w:pPr>
+      <w:r>
+        <w:rPr>
+          <w:rFonts w:cs="Times New Roman"/>
+          <w:b/>
+          <w:bCs/>
+          <w:szCs w:val="26"/>
+        </w:rPr>
+        <w:t>        </w:t>
+      </w:r>
+      <w:r>
+        <w:rPr>
+          <w:rFonts w:cs="Times New Roman"/>
+          <w:b/>
+          <w:bCs/>
+          <w:szCs w:val="26"/>
+        </w:rPr>
+        <w:tab/>
+        <w:t>- Thiết kế System Prompt định danh vai trò Pentester chuyên nghiệp</w:t>
+      </w:r>
+    </w:p>
+    <w:p>
+      <w:pPr>
+        <w:rPr>
+          <w:rFonts w:cs="Times New Roman"/>
+          <w:b/>
+          <w:bCs/>
+          <w:szCs w:val="26"/>
+        </w:rPr>
+      </w:pPr>
+      <w:r>
+        <w:rPr>
+          <w:rFonts w:cs="Times New Roman"/>
+          <w:b/>
+          <w:bCs/>
+          <w:szCs w:val="26"/>
+        </w:rPr>
+        <w:t>        </w:t>
+      </w:r>
+      <w:r>
+        <w:rPr>
+          <w:rFonts w:cs="Times New Roman"/>
+          <w:b/>
+          <w:bCs/>
+          <w:szCs w:val="26"/>
+        </w:rPr>
+        <w:tab/>
+        <w:t>- Cơ chế Feedback Loop (Phân tích lỗi từ HTTP Response để tinh chỉnh payload tiếp theo)</w:t>
+      </w:r>
+    </w:p>
+    <w:p>
+      <w:pPr>
+        <w:rPr>
+          <w:rFonts w:cs="Times New Roman"/>
+          <w:b/>
+          <w:bCs/>
+          <w:szCs w:val="26"/>
+        </w:rPr>
+      </w:pPr>
+      <w:r>
+        <w:rPr>
+          <w:rFonts w:cs="Times New Roman"/>
+          <w:b/>
+          <w:bCs/>
+          <w:szCs w:val="26"/>
+        </w:rPr>
+        <w:t>        2.3.2. Tập công cụ hành động</w:t>
+      </w:r>
+    </w:p>
+    <w:p>
+      <w:pPr>
+        <w:rPr>
+          <w:rFonts w:cs="Times New Roman"/>
+          <w:b/>
+          <w:bCs/>
+          <w:szCs w:val="26"/>
+        </w:rPr>
+      </w:pPr>
+      <w:r>
+        <w:rPr>
+          <w:rFonts w:cs="Times New Roman"/>
+          <w:b/>
+          <w:bCs/>
+          <w:szCs w:val="26"/>
+        </w:rPr>
+        <w:t>        </w:t>
+      </w:r>
+      <w:r>
+        <w:rPr>
+          <w:rFonts w:cs="Times New Roman"/>
+          <w:b/>
+          <w:bCs/>
+          <w:szCs w:val="26"/>
+        </w:rPr>
+        <w:tab/>
+        <w:t>- Tool 1: Reconnaissance Tool (Crawl URLs, phân tích HTML forms, bóc tách input fields)</w:t>
+      </w:r>
+    </w:p>
+    <w:p>
+      <w:pPr>
+        <w:rPr>
+          <w:rFonts w:cs="Times New Roman"/>
+          <w:b/>
+          <w:bCs/>
+          <w:szCs w:val="26"/>
+        </w:rPr>
+      </w:pPr>
+      <w:r>
+        <w:rPr>
+          <w:rFonts w:cs="Times New Roman"/>
+          <w:b/>
+          <w:bCs/>
+          <w:szCs w:val="26"/>
+        </w:rPr>
+        <w:t>        </w:t>
+      </w:r>
+      <w:r>
+        <w:rPr>
+          <w:rFonts w:cs="Times New Roman"/>
+          <w:b/>
+          <w:bCs/>
+          <w:szCs w:val="26"/>
+        </w:rPr>
+        <w:tab/>
+        <w:t>- Tool 2: HTTP Request &amp; Session Manager (Gửi GET/POST, quản lý Cookies, Authorization Headers)</w:t>
+      </w:r>
+    </w:p>
+    <w:p>
+      <w:pPr>
+        <w:rPr>
+          <w:rFonts w:cs="Times New Roman"/>
+          <w:b/>
+          <w:bCs/>
+          <w:szCs w:val="26"/>
+        </w:rPr>
+      </w:pPr>
+      <w:r>
+        <w:rPr>
+          <w:rFonts w:cs="Times New Roman"/>
+          <w:b/>
+          <w:bCs/>
+          <w:szCs w:val="26"/>
+        </w:rPr>
+        <w:t>        </w:t>
+      </w:r>
+      <w:r>
+        <w:rPr>
+          <w:rFonts w:cs="Times New Roman"/>
+          <w:b/>
+          <w:bCs/>
+          <w:szCs w:val="26"/>
+        </w:rPr>
+        <w:tab/>
+        <w:t>- Tool 3: Payload Injection (Tự động chèn và mã hóa payload SQLi, XSS, IDOR)</w:t>
       </w:r>
     </w:p>
     <w:p>
@@ -2156,541 +2839,523 @@
           <w:szCs w:val="26"/>
         </w:rPr>
         <w:lastRenderedPageBreak/>
-        <w:t xml:space="preserve">    2.3. Thiết kế các thành phần cốt lõi của Agent</w:t>
-      </w:r>
-    </w:p>
-    <w:p>
-      <w:pPr>
-        <w:rPr>
-          <w:rFonts w:cs="Times New Roman"/>
-          <w:szCs w:val="26"/>
-        </w:rPr>
-      </w:pPr>
-      <w:r>
-        <w:rPr>
-          <w:rFonts w:cs="Times New Roman"/>
-          <w:szCs w:val="26"/>
-        </w:rPr>
-        <w:t xml:space="preserve">        2.3.1. Trung tâm điều phối &amp; Suy luận (Agent Core with DeepSeek API)</w:t>
-      </w:r>
-    </w:p>
-    <w:p>
-      <w:pPr>
-        <w:rPr>
-          <w:rFonts w:cs="Times New Roman"/>
-          <w:szCs w:val="26"/>
-        </w:rPr>
-      </w:pPr>
-      <w:r>
-        <w:rPr>
-          <w:rFonts w:cs="Times New Roman"/>
-          <w:szCs w:val="26"/>
-        </w:rPr>
-        <w:t xml:space="preserve">            - Thiết kế System Prompt định danh vai trò Pentester chuyên nghiệp</w:t>
-      </w:r>
-    </w:p>
-    <w:p>
-      <w:pPr>
-        <w:rPr>
-          <w:rFonts w:cs="Times New Roman"/>
-          <w:szCs w:val="26"/>
-        </w:rPr>
-      </w:pPr>
-      <w:r>
-        <w:rPr>
-          <w:rFonts w:cs="Times New Roman"/>
-          <w:szCs w:val="26"/>
-        </w:rPr>
-        <w:t xml:space="preserve">            - Cơ chế Feedback Loop (Phân tích lỗi từ HTTP Response để tinh chỉnh payload tiếp theo)</w:t>
-      </w:r>
-    </w:p>
-    <w:p>
-      <w:pPr>
-        <w:rPr>
-          <w:rFonts w:cs="Times New Roman"/>
-          <w:szCs w:val="26"/>
-        </w:rPr>
-      </w:pPr>
-      <w:r>
-        <w:rPr>
-          <w:rFonts w:cs="Times New Roman"/>
-          <w:szCs w:val="26"/>
-        </w:rPr>
-        <w:t xml:space="preserve">        2.3.2. Tập công cụ hành động (Toolset / Actions)</w:t>
-      </w:r>
-    </w:p>
-    <w:p>
-      <w:pPr>
-        <w:rPr>
-          <w:rFonts w:cs="Times New Roman"/>
-          <w:szCs w:val="26"/>
-        </w:rPr>
-      </w:pPr>
-      <w:r>
-        <w:rPr>
-          <w:rFonts w:cs="Times New Roman"/>
-          <w:szCs w:val="26"/>
-        </w:rPr>
-        <w:t xml:space="preserve">            - Tool 1: Reconnaissance Tool (Crawl URLs, phân tích HTML forms, bóc tách input fields)</w:t>
-      </w:r>
-    </w:p>
-    <w:p>
-      <w:pPr>
-        <w:rPr>
-          <w:rFonts w:cs="Times New Roman"/>
-          <w:szCs w:val="26"/>
-        </w:rPr>
-      </w:pPr>
-      <w:r>
-        <w:rPr>
-          <w:rFonts w:cs="Times New Roman"/>
-          <w:szCs w:val="26"/>
-        </w:rPr>
-        <w:t xml:space="preserve">            - Tool 2: HTTP Request &amp; Session Manager (Gửi GET/POST, quản lý Cookies, Authorization Headers)</w:t>
-      </w:r>
-    </w:p>
-    <w:p>
-      <w:pPr>
-        <w:rPr>
-          <w:rFonts w:cs="Times New Roman"/>
-          <w:szCs w:val="26"/>
-        </w:rPr>
-      </w:pPr>
-      <w:r>
-        <w:rPr>
-          <w:rFonts w:cs="Times New Roman"/>
-          <w:szCs w:val="26"/>
-        </w:rPr>
-        <w:t xml:space="preserve">            - Tool 3: Payload Injector (Tự động chèn và mã hóa payload SQLi, XSS, IDOR)</w:t>
-      </w:r>
-    </w:p>
-    <w:p>
-      <w:pPr>
-        <w:rPr>
-          <w:rFonts w:cs="Times New Roman"/>
-          <w:szCs w:val="26"/>
-        </w:rPr>
-      </w:pPr>
-      <w:r>
-        <w:rPr>
-          <w:rFonts w:cs="Times New Roman"/>
-          <w:szCs w:val="26"/>
-        </w:rPr>
-        <w:t xml:space="preserve">            - Tool 4: Vulnerability Verifier &amp; Oracle (Phân tích sai biệt mã trạng thái và Response Body)</w:t>
-      </w:r>
-    </w:p>
-    <w:p>
-      <w:pPr>
-        <w:rPr>
-          <w:rFonts w:cs="Times New Roman"/>
-          <w:szCs w:val="26"/>
-        </w:rPr>
-      </w:pPr>
-      <w:r>
-        <w:rPr>
-          <w:rFonts w:cs="Times New Roman"/>
-          <w:szCs w:val="26"/>
-        </w:rPr>
-        <w:t xml:space="preserve">        2.3.3. Cơ chế kiểm soát an toàn và giới hạn phạm vi (Scope &amp; Safety Guardrail)</w:t>
-      </w:r>
-    </w:p>
-    <w:p>
-      <w:pPr>
-        <w:rPr>
-          <w:rFonts w:cs="Times New Roman"/>
-          <w:b/>
-          <w:bCs/>
-          <w:szCs w:val="26"/>
-        </w:rPr>
-      </w:pPr>
-      <w:r>
-        <w:rPr>
-          <w:rFonts w:cs="Times New Roman"/>
-          <w:b/>
-          <w:bCs/>
-          <w:szCs w:val="26"/>
-        </w:rPr>
-        <w:t xml:space="preserve">    2.4. Luồng hoạt động chi tiết của hệ thống (Detailed Sequence Flow)</w:t>
-      </w:r>
-    </w:p>
-    <w:p>
-      <w:pPr>
-        <w:rPr>
-          <w:rFonts w:cs="Times New Roman"/>
-          <w:szCs w:val="26"/>
-        </w:rPr>
-      </w:pPr>
-    </w:p>
-    <w:p>
-      <w:pPr>
-        <w:rPr>
-          <w:rFonts w:cs="Times New Roman"/>
-          <w:b/>
-          <w:bCs/>
-          <w:szCs w:val="26"/>
-        </w:rPr>
-      </w:pPr>
-      <w:r>
-        <w:rPr>
-          <w:rFonts w:cs="Times New Roman"/>
-          <w:b/>
-          <w:bCs/>
-          <w:szCs w:val="26"/>
-        </w:rPr>
-        <w:t>CHƯƠNG 3: HIỆN THỰC VÀ ĐÁNH GIÁ THỰC NGHIỆM</w:t>
-      </w:r>
-    </w:p>
-    <w:p>
-      <w:pPr>
-        <w:rPr>
-          <w:rFonts w:cs="Times New Roman"/>
-          <w:b/>
-          <w:bCs/>
-          <w:szCs w:val="26"/>
-        </w:rPr>
-      </w:pPr>
-      <w:r>
-        <w:rPr>
-          <w:rFonts w:cs="Times New Roman"/>
-          <w:b/>
-          <w:bCs/>
-          <w:szCs w:val="26"/>
-        </w:rPr>
-        <w:t xml:space="preserve">    3.1. Môi trường phát triển và Cấu hình hệ thống</w:t>
-      </w:r>
-    </w:p>
-    <w:p>
-      <w:pPr>
-        <w:rPr>
-          <w:rFonts w:cs="Times New Roman"/>
-          <w:szCs w:val="26"/>
-        </w:rPr>
-      </w:pPr>
-      <w:r>
-        <w:rPr>
-          <w:rFonts w:cs="Times New Roman"/>
-          <w:szCs w:val="26"/>
-        </w:rPr>
-        <w:t xml:space="preserve">        3.1.1. Công nghệ sử dụng: Python, LangChain/LiteLLM, BeautifulSoup4, Requests/HTTPX</w:t>
-      </w:r>
-    </w:p>
-    <w:p>
-      <w:pPr>
-        <w:rPr>
-          <w:rFonts w:cs="Times New Roman"/>
-          <w:szCs w:val="26"/>
-        </w:rPr>
-      </w:pPr>
-      <w:r>
-        <w:rPr>
-          <w:rFonts w:cs="Times New Roman"/>
-          <w:szCs w:val="26"/>
-        </w:rPr>
-        <w:t xml:space="preserve">        3.1.2. Cấu hình và tối ưu hóa DeepSeek API Key (Quản lý Rate Limit, Token Budget)</w:t>
-      </w:r>
-    </w:p>
-    <w:p>
-      <w:pPr>
-        <w:rPr>
-          <w:rFonts w:cs="Times New Roman"/>
-          <w:szCs w:val="26"/>
-        </w:rPr>
-      </w:pPr>
-      <w:r>
-        <w:rPr>
-          <w:rFonts w:cs="Times New Roman"/>
-          <w:szCs w:val="26"/>
-        </w:rPr>
-        <w:t xml:space="preserve">    3.2. Thiết lập môi trường thực nghiệm</w:t>
-      </w:r>
-    </w:p>
-    <w:p>
-      <w:pPr>
-        <w:rPr>
-          <w:rFonts w:cs="Times New Roman"/>
-          <w:szCs w:val="26"/>
-        </w:rPr>
-      </w:pPr>
-      <w:r>
-        <w:rPr>
-          <w:rFonts w:cs="Times New Roman"/>
-          <w:szCs w:val="26"/>
-        </w:rPr>
-        <w:t xml:space="preserve">        3.2.1. Cài đặt các ứng dụng mục tiêu chuẩn (OWASP Juice Shop, DVWA - Damn Vulnerable Web App)</w:t>
-      </w:r>
-    </w:p>
-    <w:p>
-      <w:pPr>
-        <w:rPr>
-          <w:rFonts w:cs="Times New Roman"/>
-          <w:szCs w:val="26"/>
-        </w:rPr>
-      </w:pPr>
-      <w:r>
-        <w:rPr>
-          <w:rFonts w:cs="Times New Roman"/>
-          <w:szCs w:val="26"/>
-        </w:rPr>
-        <w:t xml:space="preserve">        3.2.2. Xây dựng bộ dữ liệu kiểm chứng (Ground Truth)</w:t>
-      </w:r>
-    </w:p>
-    <w:p>
-      <w:pPr>
-        <w:rPr>
-          <w:rFonts w:cs="Times New Roman"/>
-          <w:b/>
-          <w:bCs/>
-          <w:szCs w:val="26"/>
-        </w:rPr>
-      </w:pPr>
-      <w:r>
-        <w:rPr>
-          <w:rFonts w:cs="Times New Roman"/>
-          <w:b/>
-          <w:bCs/>
-          <w:szCs w:val="26"/>
-        </w:rPr>
-        <w:t xml:space="preserve">    3.3. Kịch bản thực nghiệm và Kết quả</w:t>
-      </w:r>
-    </w:p>
-    <w:p>
-      <w:pPr>
-        <w:rPr>
-          <w:rFonts w:cs="Times New Roman"/>
-          <w:szCs w:val="26"/>
-        </w:rPr>
-      </w:pPr>
-      <w:r>
-        <w:rPr>
-          <w:rFonts w:cs="Times New Roman"/>
-          <w:szCs w:val="26"/>
-        </w:rPr>
-        <w:t xml:space="preserve">        3.3.1. Thực nghiệm 1: Khả năng tự động dò quét và phát hiện SQL Injection</w:t>
-      </w:r>
-    </w:p>
-    <w:p>
-      <w:pPr>
-        <w:rPr>
-          <w:rFonts w:cs="Times New Roman"/>
-          <w:szCs w:val="26"/>
-        </w:rPr>
-      </w:pPr>
-      <w:r>
-        <w:rPr>
-          <w:rFonts w:cs="Times New Roman"/>
-          <w:szCs w:val="26"/>
-        </w:rPr>
-        <w:t xml:space="preserve">        3.3.2. Thực nghiệm 2: Khả năng khai thác và phát hiện Reflected/Stored XSS</w:t>
-      </w:r>
-    </w:p>
-    <w:p>
-      <w:pPr>
-        <w:rPr>
-          <w:rFonts w:cs="Times New Roman"/>
-          <w:szCs w:val="26"/>
-        </w:rPr>
-      </w:pPr>
-      <w:r>
-        <w:rPr>
-          <w:rFonts w:cs="Times New Roman"/>
-          <w:szCs w:val="26"/>
-        </w:rPr>
-        <w:t xml:space="preserve">        3.3.3. Thực nghiệm 3: Khả năng phát hiện lỗ hổng phân quyền IDOR/BOLA</w:t>
-      </w:r>
-    </w:p>
-    <w:p>
-      <w:pPr>
-        <w:rPr>
-          <w:rFonts w:cs="Times New Roman"/>
-          <w:b/>
-          <w:bCs/>
-          <w:szCs w:val="26"/>
-        </w:rPr>
-      </w:pPr>
-      <w:r>
-        <w:rPr>
-          <w:rFonts w:cs="Times New Roman"/>
-          <w:b/>
-          <w:bCs/>
-          <w:szCs w:val="26"/>
-        </w:rPr>
-        <w:lastRenderedPageBreak/>
-        <w:t xml:space="preserve">    3.4. Đánh giá hiệu năng và So sánh</w:t>
-      </w:r>
-    </w:p>
-    <w:p>
-      <w:pPr>
-        <w:rPr>
-          <w:rFonts w:cs="Times New Roman"/>
-          <w:szCs w:val="26"/>
-        </w:rPr>
-      </w:pPr>
-      <w:r>
-        <w:rPr>
-          <w:rFonts w:cs="Times New Roman"/>
-          <w:szCs w:val="26"/>
-        </w:rPr>
-        <w:t xml:space="preserve">        3.4.1. Độ chính xác phát hiện (Precision, Recall, F1-Score)</w:t>
-      </w:r>
-    </w:p>
-    <w:p>
-      <w:pPr>
-        <w:rPr>
-          <w:rFonts w:cs="Times New Roman"/>
-          <w:szCs w:val="26"/>
-        </w:rPr>
-      </w:pPr>
-      <w:r>
-        <w:rPr>
-          <w:rFonts w:cs="Times New Roman"/>
-          <w:szCs w:val="26"/>
-        </w:rPr>
-        <w:t xml:space="preserve">        3.4.2. Tỷ lệ báo động giả (False Positive Rate)</w:t>
-      </w:r>
-    </w:p>
-    <w:p>
-      <w:pPr>
-        <w:rPr>
-          <w:rFonts w:cs="Times New Roman"/>
-          <w:szCs w:val="26"/>
-        </w:rPr>
-      </w:pPr>
-      <w:r>
-        <w:rPr>
-          <w:rFonts w:cs="Times New Roman"/>
-          <w:szCs w:val="26"/>
-        </w:rPr>
-        <w:t xml:space="preserve">        3.4.3. Thống kê chi phí tài nguyên (Lượng Token tiêu thụ, chi phí DeepSeek API, thời gian hoàn thành)</w:t>
-      </w:r>
-    </w:p>
-    <w:p>
-      <w:pPr>
-        <w:rPr>
-          <w:rFonts w:cs="Times New Roman"/>
-          <w:szCs w:val="26"/>
-        </w:rPr>
-      </w:pPr>
-      <w:r>
-        <w:rPr>
-          <w:rFonts w:cs="Times New Roman"/>
-          <w:szCs w:val="26"/>
-        </w:rPr>
-        <w:t xml:space="preserve">        3.4.4. Đánh giá so sánh với công cụ quét tự động truyền thống (OWASP ZAP, Burp Suite)</w:t>
-      </w:r>
-    </w:p>
-    <w:p>
-      <w:pPr>
-        <w:rPr>
-          <w:rFonts w:cs="Times New Roman"/>
-          <w:szCs w:val="26"/>
-        </w:rPr>
-      </w:pPr>
-      <w:r>
-        <w:rPr>
-          <w:rFonts w:cs="Times New Roman"/>
-          <w:szCs w:val="26"/>
-        </w:rPr>
-        <w:br w:type="page"/>
-      </w:r>
-    </w:p>
-    <w:p>
-      <w:pPr>
-        <w:rPr>
-          <w:rFonts w:cs="Times New Roman"/>
-          <w:b/>
-          <w:bCs/>
-          <w:szCs w:val="26"/>
-        </w:rPr>
-      </w:pPr>
-      <w:r>
-        <w:rPr>
-          <w:rFonts w:cs="Times New Roman"/>
-          <w:b/>
-          <w:bCs/>
-          <w:szCs w:val="26"/>
-        </w:rPr>
-        <w:lastRenderedPageBreak/>
+        <w:t>        </w:t>
+      </w:r>
+      <w:r>
+        <w:rPr>
+          <w:rFonts w:cs="Times New Roman"/>
+          <w:b/>
+          <w:bCs/>
+          <w:szCs w:val="26"/>
+        </w:rPr>
+        <w:tab/>
+        <w:t>- Tool 4: Vulnerability Verifier &amp; Oracle (Phân tích sai biệt mã trạng thái và Response Body)</w:t>
+      </w:r>
+    </w:p>
+    <w:p>
+      <w:pPr>
+        <w:rPr>
+          <w:rFonts w:cs="Times New Roman"/>
+          <w:b/>
+          <w:bCs/>
+          <w:szCs w:val="26"/>
+        </w:rPr>
+      </w:pPr>
+      <w:r>
+        <w:rPr>
+          <w:rFonts w:cs="Times New Roman"/>
+          <w:b/>
+          <w:bCs/>
+          <w:szCs w:val="26"/>
+        </w:rPr>
+        <w:tab/>
+        <w:t>- Tool 5: Report Generator (Tự động tổng hợp danh sách lỗ hổng, trích xuất request/response làm Proof-of-Concept và xuất file Markdown/HTML) </w:t>
+      </w:r>
+    </w:p>
+    <w:p>
+      <w:pPr>
+        <w:rPr>
+          <w:rFonts w:cs="Times New Roman"/>
+          <w:b/>
+          <w:bCs/>
+          <w:szCs w:val="26"/>
+        </w:rPr>
+      </w:pPr>
+      <w:r>
+        <w:rPr>
+          <w:rFonts w:cs="Times New Roman"/>
+          <w:b/>
+          <w:bCs/>
+          <w:szCs w:val="26"/>
+        </w:rPr>
+        <w:t>        2.3.3. Cơ chế kiểm soát an toàn và giới hạn phạm vi</w:t>
+      </w:r>
+    </w:p>
+    <w:p>
+      <w:pPr>
+        <w:rPr>
+          <w:rFonts w:cs="Times New Roman"/>
+          <w:b/>
+          <w:bCs/>
+          <w:szCs w:val="26"/>
+        </w:rPr>
+      </w:pPr>
+      <w:r>
+        <w:rPr>
+          <w:rFonts w:cs="Times New Roman"/>
+          <w:b/>
+          <w:bCs/>
+          <w:szCs w:val="26"/>
+        </w:rPr>
+        <w:t>    2.4. Luồng hoạt động chi tiết của hệ thống</w:t>
+      </w:r>
+    </w:p>
+    <w:p>
+      <w:pPr>
+        <w:rPr>
+          <w:rFonts w:cs="Times New Roman"/>
+          <w:b/>
+          <w:bCs/>
+          <w:szCs w:val="26"/>
+        </w:rPr>
+      </w:pPr>
+      <w:r>
+        <w:rPr>
+          <w:rFonts w:cs="Times New Roman"/>
+          <w:b/>
+          <w:bCs/>
+          <w:szCs w:val="26"/>
+        </w:rPr>
+        <w:t> </w:t>
+      </w:r>
+    </w:p>
+    <w:p>
+      <w:pPr>
+        <w:rPr>
+          <w:rFonts w:cs="Times New Roman"/>
+          <w:b/>
+          <w:bCs/>
+          <w:szCs w:val="26"/>
+        </w:rPr>
+      </w:pPr>
+      <w:r>
+        <w:rPr>
+          <w:rFonts w:cs="Times New Roman"/>
+          <w:b/>
+          <w:bCs/>
+          <w:szCs w:val="26"/>
+        </w:rPr>
+        <w:t>CHƯƠNG 3: THỰC NGHIỆM VÀ ĐÁNH GIÁ</w:t>
+      </w:r>
+    </w:p>
+    <w:p>
+      <w:pPr>
+        <w:rPr>
+          <w:rFonts w:cs="Times New Roman"/>
+          <w:b/>
+          <w:bCs/>
+          <w:szCs w:val="26"/>
+        </w:rPr>
+      </w:pPr>
+      <w:r>
+        <w:rPr>
+          <w:rFonts w:cs="Times New Roman"/>
+          <w:b/>
+          <w:bCs/>
+          <w:szCs w:val="26"/>
+        </w:rPr>
+        <w:t>    3.1. Môi trường phát triển và Cấu hình hệ thống</w:t>
+      </w:r>
+    </w:p>
+    <w:p>
+      <w:pPr>
+        <w:rPr>
+          <w:rFonts w:cs="Times New Roman"/>
+          <w:b/>
+          <w:bCs/>
+          <w:szCs w:val="26"/>
+        </w:rPr>
+      </w:pPr>
+      <w:r>
+        <w:rPr>
+          <w:rFonts w:cs="Times New Roman"/>
+          <w:b/>
+          <w:bCs/>
+          <w:szCs w:val="26"/>
+        </w:rPr>
+        <w:t>        3.1.1. Công nghệ sử dụng: Python, LangChain/LiteLLM, BeautifulSoup4, Requests/HTTPX</w:t>
+      </w:r>
+    </w:p>
+    <w:p>
+      <w:pPr>
+        <w:rPr>
+          <w:rFonts w:cs="Times New Roman"/>
+          <w:b/>
+          <w:bCs/>
+          <w:szCs w:val="26"/>
+        </w:rPr>
+      </w:pPr>
+      <w:r>
+        <w:rPr>
+          <w:rFonts w:cs="Times New Roman"/>
+          <w:b/>
+          <w:bCs/>
+          <w:szCs w:val="26"/>
+        </w:rPr>
+        <w:t>        3.1.2. Cấu hình và tối ưu hóa Deep Seek API Key (Quản lý Rate Limit, Token Budget)</w:t>
+      </w:r>
+    </w:p>
+    <w:p>
+      <w:pPr>
+        <w:rPr>
+          <w:rFonts w:cs="Times New Roman"/>
+          <w:b/>
+          <w:bCs/>
+          <w:szCs w:val="26"/>
+        </w:rPr>
+      </w:pPr>
+      <w:r>
+        <w:rPr>
+          <w:rFonts w:cs="Times New Roman"/>
+          <w:b/>
+          <w:bCs/>
+          <w:szCs w:val="26"/>
+        </w:rPr>
+        <w:t>    3.2. Thiết lập môi trường thực nghiệm</w:t>
+      </w:r>
+    </w:p>
+    <w:p>
+      <w:pPr>
+        <w:rPr>
+          <w:rFonts w:cs="Times New Roman"/>
+          <w:b/>
+          <w:bCs/>
+          <w:szCs w:val="26"/>
+        </w:rPr>
+      </w:pPr>
+      <w:r>
+        <w:rPr>
+          <w:rFonts w:cs="Times New Roman"/>
+          <w:b/>
+          <w:bCs/>
+          <w:szCs w:val="26"/>
+        </w:rPr>
+        <w:t>        3.2.1. Cài đặt các ứng dụng mục tiêu chuẩn (OWASP Juice Shop, DVWA - Damn Vulnerable Web App)</w:t>
+      </w:r>
+    </w:p>
+    <w:p>
+      <w:pPr>
+        <w:rPr>
+          <w:rFonts w:cs="Times New Roman"/>
+          <w:b/>
+          <w:bCs/>
+          <w:szCs w:val="26"/>
+        </w:rPr>
+      </w:pPr>
+      <w:r>
+        <w:rPr>
+          <w:rFonts w:cs="Times New Roman"/>
+          <w:b/>
+          <w:bCs/>
+          <w:szCs w:val="26"/>
+        </w:rPr>
+        <w:t>bổ sung thêm các môi trường thực nghiệm, thay DVWA</w:t>
+      </w:r>
+    </w:p>
+    <w:p>
+      <w:pPr>
+        <w:rPr>
+          <w:rFonts w:cs="Times New Roman"/>
+          <w:b/>
+          <w:bCs/>
+          <w:szCs w:val="26"/>
+        </w:rPr>
+      </w:pPr>
+      <w:r>
+        <w:rPr>
+          <w:rFonts w:cs="Times New Roman"/>
+          <w:b/>
+          <w:bCs/>
+          <w:szCs w:val="26"/>
+        </w:rPr>
+        <w:t>        3.2.2. Xây dựng bộ dữ liệu kiểm chứng</w:t>
+      </w:r>
+    </w:p>
+    <w:p>
+      <w:pPr>
+        <w:rPr>
+          <w:rFonts w:cs="Times New Roman"/>
+          <w:b/>
+          <w:bCs/>
+          <w:szCs w:val="26"/>
+        </w:rPr>
+      </w:pPr>
+      <w:r>
+        <w:rPr>
+          <w:rFonts w:cs="Times New Roman"/>
+          <w:b/>
+          <w:bCs/>
+          <w:szCs w:val="26"/>
+        </w:rPr>
+        <w:t>    3.3. Kịch bản thực nghiệm và Kết quả</w:t>
+      </w:r>
+    </w:p>
+    <w:p>
+      <w:pPr>
+        <w:rPr>
+          <w:rFonts w:cs="Times New Roman"/>
+          <w:b/>
+          <w:bCs/>
+          <w:szCs w:val="26"/>
+        </w:rPr>
+      </w:pPr>
+      <w:r>
+        <w:rPr>
+          <w:rFonts w:cs="Times New Roman"/>
+          <w:b/>
+          <w:bCs/>
+          <w:szCs w:val="26"/>
+        </w:rPr>
+        <w:t>        3.3.1. Thực nghiệm 1: Khả năng tự động dò quét và phát hiện SQL Injection</w:t>
+      </w:r>
+    </w:p>
+    <w:p>
+      <w:pPr>
+        <w:rPr>
+          <w:rFonts w:cs="Times New Roman"/>
+          <w:b/>
+          <w:bCs/>
+          <w:szCs w:val="26"/>
+        </w:rPr>
+      </w:pPr>
+      <w:r>
+        <w:rPr>
+          <w:rFonts w:cs="Times New Roman"/>
+          <w:b/>
+          <w:bCs/>
+          <w:szCs w:val="26"/>
+        </w:rPr>
+        <w:t>        3.3.2. Thực nghiệm 2: Khả năng khai thác và phát hiện Reflected/Stored XSS</w:t>
+      </w:r>
+    </w:p>
+    <w:p>
+      <w:pPr>
+        <w:rPr>
+          <w:rFonts w:cs="Times New Roman"/>
+          <w:b/>
+          <w:bCs/>
+          <w:szCs w:val="26"/>
+        </w:rPr>
+      </w:pPr>
+      <w:r>
+        <w:rPr>
+          <w:rFonts w:cs="Times New Roman"/>
+          <w:b/>
+          <w:bCs/>
+          <w:szCs w:val="26"/>
+        </w:rPr>
+        <w:t>        3.3.3. Thực nghiệm 3: Khả năng phát hiện lỗ hổng phân quyền IDOR/BOLA</w:t>
+      </w:r>
+    </w:p>
+    <w:p>
+      <w:pPr>
+        <w:rPr>
+          <w:rFonts w:cs="Times New Roman"/>
+          <w:b/>
+          <w:bCs/>
+          <w:szCs w:val="26"/>
+        </w:rPr>
+      </w:pPr>
+      <w:r>
+        <w:rPr>
+          <w:rFonts w:cs="Times New Roman"/>
+          <w:b/>
+          <w:bCs/>
+          <w:szCs w:val="26"/>
+        </w:rPr>
+        <w:t>    3.4. Đánh giá hiệu năng và So sánh</w:t>
+      </w:r>
+    </w:p>
+    <w:p>
+      <w:pPr>
+        <w:rPr>
+          <w:rFonts w:cs="Times New Roman"/>
+          <w:b/>
+          <w:bCs/>
+          <w:szCs w:val="26"/>
+        </w:rPr>
+      </w:pPr>
+      <w:r>
+        <w:rPr>
+          <w:rFonts w:cs="Times New Roman"/>
+          <w:b/>
+          <w:bCs/>
+          <w:szCs w:val="26"/>
+        </w:rPr>
+        <w:t>        3.4.1. Độ chính xác phát hiện (Precision, Recall, F1-Score)</w:t>
+      </w:r>
+    </w:p>
+    <w:p>
+      <w:pPr>
+        <w:rPr>
+          <w:rFonts w:cs="Times New Roman"/>
+          <w:b/>
+          <w:bCs/>
+          <w:szCs w:val="26"/>
+        </w:rPr>
+      </w:pPr>
+      <w:r>
+        <w:rPr>
+          <w:rFonts w:cs="Times New Roman"/>
+          <w:b/>
+          <w:bCs/>
+          <w:szCs w:val="26"/>
+        </w:rPr>
+        <w:t>        3.4.2. Tỷ lệ báo động giả (False Positive Rate)</w:t>
+      </w:r>
+    </w:p>
+    <w:p>
+      <w:pPr>
+        <w:rPr>
+          <w:rFonts w:cs="Times New Roman"/>
+          <w:b/>
+          <w:bCs/>
+          <w:szCs w:val="26"/>
+        </w:rPr>
+      </w:pPr>
+      <w:r>
+        <w:rPr>
+          <w:rFonts w:cs="Times New Roman"/>
+          <w:b/>
+          <w:bCs/>
+          <w:szCs w:val="26"/>
+        </w:rPr>
+        <w:t>        3.4.3. Thống kê chi phí tài nguyên (Lượng Token tiêu thụ, chi phí DeepSeek API, thời gian hoàn thành)</w:t>
+      </w:r>
+    </w:p>
+    <w:p>
+      <w:pPr>
+        <w:rPr>
+          <w:rFonts w:cs="Times New Roman"/>
+          <w:b/>
+          <w:bCs/>
+          <w:szCs w:val="26"/>
+        </w:rPr>
+      </w:pPr>
+      <w:r>
+        <w:rPr>
+          <w:rFonts w:cs="Times New Roman"/>
+          <w:b/>
+          <w:bCs/>
+          <w:szCs w:val="26"/>
+        </w:rPr>
+        <w:t>        3.4.4. Đánh giá so sánh với công cụ quét tự động truyền thống (OWASP ZAP, Burp Suite)</w:t>
+      </w:r>
+    </w:p>
+    <w:p>
+      <w:pPr>
+        <w:rPr>
+          <w:rFonts w:cs="Times New Roman"/>
+          <w:b/>
+          <w:bCs/>
+          <w:szCs w:val="26"/>
+        </w:rPr>
+      </w:pPr>
+    </w:p>
+    <w:p>
+      <w:pPr>
+        <w:rPr>
+          <w:rFonts w:cs="Times New Roman"/>
+          <w:b/>
+          <w:bCs/>
+          <w:szCs w:val="26"/>
+        </w:rPr>
+      </w:pPr>
+      <w:r>
+        <w:rPr>
+          <w:rFonts w:cs="Times New Roman"/>
+          <w:b/>
+          <w:bCs/>
+          <w:szCs w:val="26"/>
+        </w:rPr>
         <w:t>KẾT LUẬN</w:t>
       </w:r>
     </w:p>
     <w:p>
       <w:pPr>
-        <w:numPr>
-          <w:ilvl w:val="0"/>
-          <w:numId w:val="5"/>
-        </w:numPr>
-        <w:rPr>
-          <w:rFonts w:cs="Times New Roman"/>
-          <w:b/>
-          <w:bCs/>
-          <w:szCs w:val="26"/>
-        </w:rPr>
-      </w:pPr>
-      <w:r>
-        <w:rPr>
-          <w:rFonts w:cs="Times New Roman"/>
-          <w:b/>
-          <w:bCs/>
-          <w:szCs w:val="26"/>
-        </w:rPr>
-        <w:t>Các kết quả đã đạt được của đề tài</w:t>
-      </w:r>
-    </w:p>
-    <w:p>
-      <w:pPr>
-        <w:numPr>
-          <w:ilvl w:val="0"/>
-          <w:numId w:val="5"/>
-        </w:numPr>
-        <w:rPr>
-          <w:rFonts w:cs="Times New Roman"/>
-          <w:b/>
-          <w:bCs/>
-          <w:szCs w:val="26"/>
-        </w:rPr>
-      </w:pPr>
-      <w:r>
-        <w:rPr>
-          <w:rFonts w:cs="Times New Roman"/>
-          <w:b/>
-          <w:bCs/>
-          <w:szCs w:val="26"/>
-        </w:rPr>
-        <w:t>Các mặt hạn chế còn tồn đọng</w:t>
-      </w:r>
-    </w:p>
-    <w:p>
-      <w:pPr>
-        <w:numPr>
-          <w:ilvl w:val="0"/>
-          <w:numId w:val="5"/>
-        </w:numPr>
-        <w:rPr>
-          <w:rFonts w:cs="Times New Roman"/>
-          <w:b/>
-          <w:bCs/>
-          <w:szCs w:val="26"/>
-        </w:rPr>
-      </w:pPr>
-      <w:r>
-        <w:rPr>
-          <w:rFonts w:cs="Times New Roman"/>
-          <w:b/>
-          <w:bCs/>
-          <w:szCs w:val="26"/>
-        </w:rPr>
-        <w:t>Hướng phát triển đề tài</w:t>
-      </w:r>
-    </w:p>
-    <w:p>
-      <w:pPr>
-        <w:rPr>
-          <w:rFonts w:cs="Times New Roman"/>
-          <w:b/>
-          <w:bCs/>
-          <w:szCs w:val="26"/>
-        </w:rPr>
-      </w:pPr>
+        <w:rPr>
+          <w:rFonts w:cs="Times New Roman"/>
+          <w:b/>
+          <w:bCs/>
+          <w:szCs w:val="26"/>
+        </w:rPr>
+      </w:pPr>
+      <w:r>
+        <w:rPr>
+          <w:rFonts w:cs="Times New Roman"/>
+          <w:b/>
+          <w:bCs/>
+          <w:szCs w:val="26"/>
+        </w:rPr>
+        <w:t>1. Các kết quả đã đạt được của đề tài</w:t>
+      </w:r>
+    </w:p>
+    <w:p>
+      <w:pPr>
+        <w:rPr>
+          <w:rFonts w:cs="Times New Roman"/>
+          <w:b/>
+          <w:bCs/>
+          <w:szCs w:val="26"/>
+        </w:rPr>
+      </w:pPr>
+      <w:r>
+        <w:rPr>
+          <w:rFonts w:cs="Times New Roman"/>
+          <w:b/>
+          <w:bCs/>
+          <w:szCs w:val="26"/>
+        </w:rPr>
+        <w:t>2. Các mặt hạn chế còn tồn đọng</w:t>
+      </w:r>
+    </w:p>
+    <w:p>
+      <w:pPr>
+        <w:rPr>
+          <w:rFonts w:cs="Times New Roman"/>
+          <w:b/>
+          <w:bCs/>
+          <w:szCs w:val="26"/>
+        </w:rPr>
+      </w:pPr>
+      <w:r>
+        <w:rPr>
+          <w:rFonts w:cs="Times New Roman"/>
+          <w:b/>
+          <w:bCs/>
+          <w:szCs w:val="26"/>
+        </w:rPr>
+        <w:t>3. Hướng phát triển đề tài</w:t>
+      </w:r>
+    </w:p>
+    <w:p>
+      <w:pPr>
+        <w:rPr>
+          <w:rFonts w:cs="Times New Roman"/>
+          <w:b/>
+          <w:bCs/>
+          <w:szCs w:val="26"/>
+        </w:rPr>
+      </w:pPr>
+      <w:r>
+        <w:rPr>
+          <w:rFonts w:cs="Times New Roman"/>
+          <w:b/>
+          <w:bCs/>
+          <w:szCs w:val="26"/>
+        </w:rPr>
+        <w:t> </w:t>
+      </w:r>
     </w:p>
     <w:p>
       <w:pPr>
@@ -2734,10 +3399,109 @@
       <w:pPr>
         <w:rPr>
           <w:rFonts w:cs="Times New Roman"/>
-          <w:szCs w:val="26"/>
-        </w:rPr>
-      </w:pPr>
-    </w:p>
+          <w:b/>
+          <w:bCs/>
+          <w:szCs w:val="26"/>
+        </w:rPr>
+      </w:pPr>
+      <w:r>
+        <w:rPr>
+          <w:rFonts w:cs="Times New Roman"/>
+          <w:b/>
+          <w:bCs/>
+          <w:szCs w:val="26"/>
+        </w:rPr>
+        <w:t> </w:t>
+      </w:r>
+    </w:p>
+    <w:p>
+      <w:pPr>
+        <w:rPr>
+          <w:rFonts w:cs="Times New Roman"/>
+          <w:b/>
+          <w:bCs/>
+          <w:szCs w:val="26"/>
+        </w:rPr>
+      </w:pPr>
+    </w:p>
+    <w:p>
+      <w:pPr>
+        <w:rPr>
+          <w:rFonts w:cs="Times New Roman"/>
+          <w:b/>
+          <w:bCs/>
+          <w:szCs w:val="26"/>
+        </w:rPr>
+      </w:pPr>
+      <w:r>
+        <w:rPr>
+          <w:rFonts w:cs="Times New Roman"/>
+          <w:b/>
+          <w:bCs/>
+          <w:szCs w:val="26"/>
+        </w:rPr>
+        <w:t>Chương 1: liệt kê đầy đủ các lỗ hổng trong OWASP top 10</w:t>
+      </w:r>
+    </w:p>
+    <w:p>
+      <w:pPr>
+        <w:rPr>
+          <w:rFonts w:cs="Times New Roman"/>
+          <w:b/>
+          <w:bCs/>
+          <w:szCs w:val="26"/>
+        </w:rPr>
+      </w:pPr>
+      <w:r>
+        <w:rPr>
+          <w:rFonts w:cs="Times New Roman"/>
+          <w:b/>
+          <w:bCs/>
+          <w:szCs w:val="26"/>
+        </w:rPr>
+        <w:t>Chương 2: 2.1 nói rõ các chức năng</w:t>
+      </w:r>
+      <w:r>
+        <w:rPr>
+          <w:rFonts w:cs="Times New Roman"/>
+          <w:b/>
+          <w:bCs/>
+          <w:szCs w:val="26"/>
+        </w:rPr>
+        <w:br/>
+        <w:t>Chương 3: mục 3.2: bổ sung thêm các môi trường thử nghiệm, thay DVWA</w:t>
+      </w:r>
+    </w:p>
+    <w:p>
+      <w:pPr>
+        <w:rPr>
+          <w:rFonts w:cs="Times New Roman"/>
+          <w:b/>
+          <w:bCs/>
+          <w:szCs w:val="26"/>
+        </w:rPr>
+      </w:pPr>
+      <w:r>
+        <w:rPr>
+          <w:rFonts w:cs="Times New Roman"/>
+          <w:b/>
+          <w:bCs/>
+          <w:szCs w:val="26"/>
+        </w:rPr>
+        <w:tab/>
+      </w:r>
+      <w:r>
+        <w:rPr>
+          <w:rFonts w:cs="Times New Roman"/>
+          <w:b/>
+          <w:bCs/>
+          <w:szCs w:val="26"/>
+        </w:rPr>
+        <w:tab/>
+        <w:t>mục 3.4. so sánh độ chính xác các lỗ hổng, thời gian khai thác</w:t>
+      </w:r>
+    </w:p>
+    <w:p/>
     <w:sectPr>
       <w:pgSz w:w="12240" w:h="15840"/>
       <w:pgMar w:top="1440" w:right="1440" w:bottom="1440" w:left="1440" w:header="720" w:footer="720" w:gutter="0"/>
@@ -3498,7 +4262,6 @@
   <w:style w:type="character" w:default="1" w:styleId="DefaultParagraphFont">
     <w:name w:val="Default Paragraph Font"/>
     <w:uiPriority w:val="1"/>
-    <w:semiHidden/>
     <w:unhideWhenUsed/>
   </w:style>
   <w:style w:type="table" w:default="1" w:styleId="TableNormal">
